--- a/Seçim Simülasyonu/Rapor.docx
+++ b/Seçim Simülasyonu/Rapor.docx
@@ -3780,7 +3780,294 @@
           <w:sz w:val="24"/>
           <w:szCs w:val="24"/>
         </w:rPr>
-        <w:t>Oy Girme Arayüzü</w:t>
+        <w:t>Oy Girme Arayüzü……………………</w:t>
+      </w:r>
+      <w:proofErr w:type="gramStart"/>
+      <w:r>
+        <w:rPr>
+          <w:rFonts w:ascii="Times New Roman" w:hAnsi="Times New Roman" w:cs="Times New Roman"/>
+          <w:sz w:val="24"/>
+          <w:szCs w:val="24"/>
+        </w:rPr>
+        <w:t>…….</w:t>
+      </w:r>
+      <w:proofErr w:type="gramEnd"/>
+      <w:r>
+        <w:rPr>
+          <w:rFonts w:ascii="Times New Roman" w:hAnsi="Times New Roman" w:cs="Times New Roman"/>
+          <w:sz w:val="24"/>
+          <w:szCs w:val="24"/>
+        </w:rPr>
+        <w:t>…………………………</w:t>
+      </w:r>
+      <w:r>
+        <w:rPr>
+          <w:rFonts w:ascii="Times New Roman" w:hAnsi="Times New Roman" w:cs="Times New Roman"/>
+          <w:sz w:val="24"/>
+          <w:szCs w:val="24"/>
+        </w:rPr>
+        <w:t>....</w:t>
+      </w:r>
+      <w:r>
+        <w:rPr>
+          <w:rFonts w:ascii="Times New Roman" w:hAnsi="Times New Roman" w:cs="Times New Roman"/>
+          <w:sz w:val="24"/>
+          <w:szCs w:val="24"/>
+        </w:rPr>
+        <w:t>.</w:t>
+      </w:r>
+      <w:r>
+        <w:rPr>
+          <w:rFonts w:ascii="Times New Roman" w:hAnsi="Times New Roman" w:cs="Times New Roman"/>
+          <w:sz w:val="24"/>
+          <w:szCs w:val="24"/>
+        </w:rPr>
+        <w:t>...</w:t>
+      </w:r>
+      <w:r>
+        <w:rPr>
+          <w:rFonts w:ascii="Times New Roman" w:hAnsi="Times New Roman" w:cs="Times New Roman"/>
+          <w:sz w:val="24"/>
+          <w:szCs w:val="24"/>
+        </w:rPr>
+        <w:t>...</w:t>
+      </w:r>
+      <w:r>
+        <w:rPr>
+          <w:rFonts w:ascii="Times New Roman" w:hAnsi="Times New Roman" w:cs="Times New Roman"/>
+          <w:sz w:val="24"/>
+          <w:szCs w:val="24"/>
+        </w:rPr>
+        <w:t>........</w:t>
+      </w:r>
+      <w:r>
+        <w:rPr>
+          <w:rFonts w:ascii="Times New Roman" w:hAnsi="Times New Roman" w:cs="Times New Roman"/>
+          <w:sz w:val="24"/>
+          <w:szCs w:val="24"/>
+        </w:rPr>
+        <w:t>....15</w:t>
+      </w:r>
+    </w:p>
+    <w:p>
+      <w:pPr>
+        <w:spacing w:after="0" w:line="360" w:lineRule="auto"/>
+        <w:jc w:val="both"/>
+        <w:rPr>
+          <w:rFonts w:ascii="Times New Roman" w:hAnsi="Times New Roman" w:cs="Times New Roman"/>
+          <w:sz w:val="24"/>
+          <w:szCs w:val="24"/>
+        </w:rPr>
+      </w:pPr>
+      <w:r>
+        <w:rPr>
+          <w:rFonts w:ascii="Times New Roman" w:hAnsi="Times New Roman" w:cs="Times New Roman"/>
+          <w:sz w:val="24"/>
+          <w:szCs w:val="24"/>
+        </w:rPr>
+        <w:t xml:space="preserve">Şekil </w:t>
+      </w:r>
+      <w:r>
+        <w:rPr>
+          <w:rFonts w:ascii="Times New Roman" w:hAnsi="Times New Roman" w:cs="Times New Roman"/>
+          <w:sz w:val="24"/>
+          <w:szCs w:val="24"/>
+        </w:rPr>
+        <w:t>5</w:t>
+      </w:r>
+      <w:r>
+        <w:rPr>
+          <w:rFonts w:ascii="Times New Roman" w:hAnsi="Times New Roman" w:cs="Times New Roman"/>
+          <w:sz w:val="24"/>
+          <w:szCs w:val="24"/>
+        </w:rPr>
+        <w:t>-</w:t>
+      </w:r>
+      <w:r>
+        <w:rPr>
+          <w:rFonts w:ascii="Times New Roman" w:hAnsi="Times New Roman" w:cs="Times New Roman"/>
+          <w:sz w:val="24"/>
+          <w:szCs w:val="24"/>
+        </w:rPr>
+        <w:t>Milletvekili Kontenjanı Girme Arayüzü……………………………</w:t>
+      </w:r>
+      <w:r>
+        <w:rPr>
+          <w:rFonts w:ascii="Times New Roman" w:hAnsi="Times New Roman" w:cs="Times New Roman"/>
+          <w:sz w:val="24"/>
+          <w:szCs w:val="24"/>
+        </w:rPr>
+        <w:t>..................</w:t>
+      </w:r>
+      <w:r>
+        <w:rPr>
+          <w:rFonts w:ascii="Times New Roman" w:hAnsi="Times New Roman" w:cs="Times New Roman"/>
+          <w:sz w:val="24"/>
+          <w:szCs w:val="24"/>
+        </w:rPr>
+        <w:t>...</w:t>
+      </w:r>
+      <w:r>
+        <w:rPr>
+          <w:rFonts w:ascii="Times New Roman" w:hAnsi="Times New Roman" w:cs="Times New Roman"/>
+          <w:sz w:val="24"/>
+          <w:szCs w:val="24"/>
+        </w:rPr>
+        <w:t>..</w:t>
+      </w:r>
+      <w:r>
+        <w:rPr>
+          <w:rFonts w:ascii="Times New Roman" w:hAnsi="Times New Roman" w:cs="Times New Roman"/>
+          <w:sz w:val="24"/>
+          <w:szCs w:val="24"/>
+        </w:rPr>
+        <w:t>....15</w:t>
+      </w:r>
+    </w:p>
+    <w:p>
+      <w:pPr>
+        <w:spacing w:after="0" w:line="360" w:lineRule="auto"/>
+        <w:jc w:val="both"/>
+        <w:rPr>
+          <w:rFonts w:ascii="Times New Roman" w:hAnsi="Times New Roman" w:cs="Times New Roman"/>
+          <w:sz w:val="24"/>
+          <w:szCs w:val="24"/>
+        </w:rPr>
+      </w:pPr>
+      <w:r>
+        <w:rPr>
+          <w:rFonts w:ascii="Times New Roman" w:hAnsi="Times New Roman" w:cs="Times New Roman"/>
+          <w:sz w:val="24"/>
+          <w:szCs w:val="24"/>
+        </w:rPr>
+        <w:t xml:space="preserve">Şekil </w:t>
+      </w:r>
+      <w:r>
+        <w:rPr>
+          <w:rFonts w:ascii="Times New Roman" w:hAnsi="Times New Roman" w:cs="Times New Roman"/>
+          <w:sz w:val="24"/>
+          <w:szCs w:val="24"/>
+        </w:rPr>
+        <w:t>6</w:t>
+      </w:r>
+      <w:r>
+        <w:rPr>
+          <w:rFonts w:ascii="Times New Roman" w:hAnsi="Times New Roman" w:cs="Times New Roman"/>
+          <w:sz w:val="24"/>
+          <w:szCs w:val="24"/>
+        </w:rPr>
+        <w:t>-</w:t>
+      </w:r>
+      <w:r>
+        <w:rPr>
+          <w:rFonts w:ascii="Times New Roman" w:hAnsi="Times New Roman" w:cs="Times New Roman"/>
+          <w:sz w:val="24"/>
+          <w:szCs w:val="24"/>
+        </w:rPr>
+        <w:t>İller İçin Listeleme Arayüzü……………</w:t>
+      </w:r>
+      <w:proofErr w:type="gramStart"/>
+      <w:r>
+        <w:rPr>
+          <w:rFonts w:ascii="Times New Roman" w:hAnsi="Times New Roman" w:cs="Times New Roman"/>
+          <w:sz w:val="24"/>
+          <w:szCs w:val="24"/>
+        </w:rPr>
+        <w:t>…….</w:t>
+      </w:r>
+      <w:proofErr w:type="gramEnd"/>
+      <w:r>
+        <w:rPr>
+          <w:rFonts w:ascii="Times New Roman" w:hAnsi="Times New Roman" w:cs="Times New Roman"/>
+          <w:sz w:val="24"/>
+          <w:szCs w:val="24"/>
+        </w:rPr>
+        <w:t>………………….……</w:t>
+      </w:r>
+      <w:r>
+        <w:rPr>
+          <w:rFonts w:ascii="Times New Roman" w:hAnsi="Times New Roman" w:cs="Times New Roman"/>
+          <w:sz w:val="24"/>
+          <w:szCs w:val="24"/>
+        </w:rPr>
+        <w:t>....................</w:t>
+      </w:r>
+      <w:r>
+        <w:rPr>
+          <w:rFonts w:ascii="Times New Roman" w:hAnsi="Times New Roman" w:cs="Times New Roman"/>
+          <w:sz w:val="24"/>
+          <w:szCs w:val="24"/>
+        </w:rPr>
+        <w:t>....16</w:t>
+      </w:r>
+    </w:p>
+    <w:p>
+      <w:pPr>
+        <w:spacing w:after="0" w:line="360" w:lineRule="auto"/>
+        <w:jc w:val="both"/>
+        <w:rPr>
+          <w:rFonts w:ascii="Times New Roman" w:hAnsi="Times New Roman" w:cs="Times New Roman"/>
+          <w:sz w:val="24"/>
+          <w:szCs w:val="24"/>
+        </w:rPr>
+      </w:pPr>
+      <w:r>
+        <w:rPr>
+          <w:rFonts w:ascii="Times New Roman" w:hAnsi="Times New Roman" w:cs="Times New Roman"/>
+          <w:sz w:val="24"/>
+          <w:szCs w:val="24"/>
+        </w:rPr>
+        <w:t xml:space="preserve">Şekil </w:t>
+      </w:r>
+      <w:r>
+        <w:rPr>
+          <w:rFonts w:ascii="Times New Roman" w:hAnsi="Times New Roman" w:cs="Times New Roman"/>
+          <w:sz w:val="24"/>
+          <w:szCs w:val="24"/>
+        </w:rPr>
+        <w:t>7</w:t>
+      </w:r>
+      <w:r>
+        <w:rPr>
+          <w:rFonts w:ascii="Times New Roman" w:hAnsi="Times New Roman" w:cs="Times New Roman"/>
+          <w:sz w:val="24"/>
+          <w:szCs w:val="24"/>
+        </w:rPr>
+        <w:t>-</w:t>
+      </w:r>
+      <w:r>
+        <w:rPr>
+          <w:rFonts w:ascii="Times New Roman" w:hAnsi="Times New Roman" w:cs="Times New Roman"/>
+          <w:sz w:val="24"/>
+          <w:szCs w:val="24"/>
+        </w:rPr>
+        <w:t>Ülke Geneli Listeleme Arayüzü………</w:t>
+      </w:r>
+      <w:proofErr w:type="gramStart"/>
+      <w:r>
+        <w:rPr>
+          <w:rFonts w:ascii="Times New Roman" w:hAnsi="Times New Roman" w:cs="Times New Roman"/>
+          <w:sz w:val="24"/>
+          <w:szCs w:val="24"/>
+        </w:rPr>
+        <w:t>…….</w:t>
+      </w:r>
+      <w:proofErr w:type="gramEnd"/>
+      <w:r>
+        <w:rPr>
+          <w:rFonts w:ascii="Times New Roman" w:hAnsi="Times New Roman" w:cs="Times New Roman"/>
+          <w:sz w:val="24"/>
+          <w:szCs w:val="24"/>
+        </w:rPr>
+        <w:t>…</w:t>
+      </w:r>
+      <w:r>
+        <w:rPr>
+          <w:rFonts w:ascii="Times New Roman" w:hAnsi="Times New Roman" w:cs="Times New Roman"/>
+          <w:sz w:val="24"/>
+          <w:szCs w:val="24"/>
+        </w:rPr>
+        <w:t>...</w:t>
       </w:r>
       <w:r>
         <w:rPr>
@@ -3790,272 +4077,6 @@
         </w:rPr>
         <w:t>……………………</w:t>
       </w:r>
-      <w:proofErr w:type="gramStart"/>
-      <w:r>
-        <w:rPr>
-          <w:rFonts w:ascii="Times New Roman" w:hAnsi="Times New Roman" w:cs="Times New Roman"/>
-          <w:sz w:val="24"/>
-          <w:szCs w:val="24"/>
-        </w:rPr>
-        <w:t>…….</w:t>
-      </w:r>
-      <w:proofErr w:type="gramEnd"/>
-      <w:r>
-        <w:rPr>
-          <w:rFonts w:ascii="Times New Roman" w:hAnsi="Times New Roman" w:cs="Times New Roman"/>
-          <w:sz w:val="24"/>
-          <w:szCs w:val="24"/>
-        </w:rPr>
-        <w:t>…………………………</w:t>
-      </w:r>
-      <w:r>
-        <w:rPr>
-          <w:rFonts w:ascii="Times New Roman" w:hAnsi="Times New Roman" w:cs="Times New Roman"/>
-          <w:sz w:val="24"/>
-          <w:szCs w:val="24"/>
-        </w:rPr>
-        <w:t>....</w:t>
-      </w:r>
-      <w:r>
-        <w:rPr>
-          <w:rFonts w:ascii="Times New Roman" w:hAnsi="Times New Roman" w:cs="Times New Roman"/>
-          <w:sz w:val="24"/>
-          <w:szCs w:val="24"/>
-        </w:rPr>
-        <w:t>.</w:t>
-      </w:r>
-      <w:r>
-        <w:rPr>
-          <w:rFonts w:ascii="Times New Roman" w:hAnsi="Times New Roman" w:cs="Times New Roman"/>
-          <w:sz w:val="24"/>
-          <w:szCs w:val="24"/>
-        </w:rPr>
-        <w:t>...</w:t>
-      </w:r>
-      <w:r>
-        <w:rPr>
-          <w:rFonts w:ascii="Times New Roman" w:hAnsi="Times New Roman" w:cs="Times New Roman"/>
-          <w:sz w:val="24"/>
-          <w:szCs w:val="24"/>
-        </w:rPr>
-        <w:t>...</w:t>
-      </w:r>
-      <w:r>
-        <w:rPr>
-          <w:rFonts w:ascii="Times New Roman" w:hAnsi="Times New Roman" w:cs="Times New Roman"/>
-          <w:sz w:val="24"/>
-          <w:szCs w:val="24"/>
-        </w:rPr>
-        <w:t>........</w:t>
-      </w:r>
-      <w:r>
-        <w:rPr>
-          <w:rFonts w:ascii="Times New Roman" w:hAnsi="Times New Roman" w:cs="Times New Roman"/>
-          <w:sz w:val="24"/>
-          <w:szCs w:val="24"/>
-        </w:rPr>
-        <w:t>....</w:t>
-      </w:r>
-      <w:r>
-        <w:rPr>
-          <w:rFonts w:ascii="Times New Roman" w:hAnsi="Times New Roman" w:cs="Times New Roman"/>
-          <w:sz w:val="24"/>
-          <w:szCs w:val="24"/>
-        </w:rPr>
-        <w:t>15</w:t>
-      </w:r>
-    </w:p>
-    <w:p>
-      <w:pPr>
-        <w:spacing w:after="0" w:line="360" w:lineRule="auto"/>
-        <w:jc w:val="both"/>
-        <w:rPr>
-          <w:rFonts w:ascii="Times New Roman" w:hAnsi="Times New Roman" w:cs="Times New Roman"/>
-          <w:sz w:val="24"/>
-          <w:szCs w:val="24"/>
-        </w:rPr>
-      </w:pPr>
-      <w:r>
-        <w:rPr>
-          <w:rFonts w:ascii="Times New Roman" w:hAnsi="Times New Roman" w:cs="Times New Roman"/>
-          <w:sz w:val="24"/>
-          <w:szCs w:val="24"/>
-        </w:rPr>
-        <w:t xml:space="preserve">Şekil </w:t>
-      </w:r>
-      <w:r>
-        <w:rPr>
-          <w:rFonts w:ascii="Times New Roman" w:hAnsi="Times New Roman" w:cs="Times New Roman"/>
-          <w:sz w:val="24"/>
-          <w:szCs w:val="24"/>
-        </w:rPr>
-        <w:t>5</w:t>
-      </w:r>
-      <w:r>
-        <w:rPr>
-          <w:rFonts w:ascii="Times New Roman" w:hAnsi="Times New Roman" w:cs="Times New Roman"/>
-          <w:sz w:val="24"/>
-          <w:szCs w:val="24"/>
-        </w:rPr>
-        <w:t>-</w:t>
-      </w:r>
-      <w:r>
-        <w:rPr>
-          <w:rFonts w:ascii="Times New Roman" w:hAnsi="Times New Roman" w:cs="Times New Roman"/>
-          <w:sz w:val="24"/>
-          <w:szCs w:val="24"/>
-        </w:rPr>
-        <w:t>Milletvekili Kontenjanı Girme Arayüzü</w:t>
-      </w:r>
-      <w:r>
-        <w:rPr>
-          <w:rFonts w:ascii="Times New Roman" w:hAnsi="Times New Roman" w:cs="Times New Roman"/>
-          <w:sz w:val="24"/>
-          <w:szCs w:val="24"/>
-        </w:rPr>
-        <w:t>……………………………</w:t>
-      </w:r>
-      <w:r>
-        <w:rPr>
-          <w:rFonts w:ascii="Times New Roman" w:hAnsi="Times New Roman" w:cs="Times New Roman"/>
-          <w:sz w:val="24"/>
-          <w:szCs w:val="24"/>
-        </w:rPr>
-        <w:t>..................</w:t>
-      </w:r>
-      <w:r>
-        <w:rPr>
-          <w:rFonts w:ascii="Times New Roman" w:hAnsi="Times New Roman" w:cs="Times New Roman"/>
-          <w:sz w:val="24"/>
-          <w:szCs w:val="24"/>
-        </w:rPr>
-        <w:t>...</w:t>
-      </w:r>
-      <w:r>
-        <w:rPr>
-          <w:rFonts w:ascii="Times New Roman" w:hAnsi="Times New Roman" w:cs="Times New Roman"/>
-          <w:sz w:val="24"/>
-          <w:szCs w:val="24"/>
-        </w:rPr>
-        <w:t>..</w:t>
-      </w:r>
-      <w:r>
-        <w:rPr>
-          <w:rFonts w:ascii="Times New Roman" w:hAnsi="Times New Roman" w:cs="Times New Roman"/>
-          <w:sz w:val="24"/>
-          <w:szCs w:val="24"/>
-        </w:rPr>
-        <w:t>....</w:t>
-      </w:r>
-      <w:r>
-        <w:rPr>
-          <w:rFonts w:ascii="Times New Roman" w:hAnsi="Times New Roman" w:cs="Times New Roman"/>
-          <w:sz w:val="24"/>
-          <w:szCs w:val="24"/>
-        </w:rPr>
-        <w:t>15</w:t>
-      </w:r>
-    </w:p>
-    <w:p>
-      <w:pPr>
-        <w:spacing w:after="0" w:line="360" w:lineRule="auto"/>
-        <w:jc w:val="both"/>
-        <w:rPr>
-          <w:rFonts w:ascii="Times New Roman" w:hAnsi="Times New Roman" w:cs="Times New Roman"/>
-          <w:sz w:val="24"/>
-          <w:szCs w:val="24"/>
-        </w:rPr>
-      </w:pPr>
-      <w:r>
-        <w:rPr>
-          <w:rFonts w:ascii="Times New Roman" w:hAnsi="Times New Roman" w:cs="Times New Roman"/>
-          <w:sz w:val="24"/>
-          <w:szCs w:val="24"/>
-        </w:rPr>
-        <w:t xml:space="preserve">Şekil </w:t>
-      </w:r>
-      <w:r>
-        <w:rPr>
-          <w:rFonts w:ascii="Times New Roman" w:hAnsi="Times New Roman" w:cs="Times New Roman"/>
-          <w:sz w:val="24"/>
-          <w:szCs w:val="24"/>
-        </w:rPr>
-        <w:t>6</w:t>
-      </w:r>
-      <w:r>
-        <w:rPr>
-          <w:rFonts w:ascii="Times New Roman" w:hAnsi="Times New Roman" w:cs="Times New Roman"/>
-          <w:sz w:val="24"/>
-          <w:szCs w:val="24"/>
-        </w:rPr>
-        <w:t>-</w:t>
-      </w:r>
-      <w:r>
-        <w:rPr>
-          <w:rFonts w:ascii="Times New Roman" w:hAnsi="Times New Roman" w:cs="Times New Roman"/>
-          <w:sz w:val="24"/>
-          <w:szCs w:val="24"/>
-        </w:rPr>
-        <w:t>İller İçin Listeleme Arayüzü</w:t>
-      </w:r>
-      <w:r>
-        <w:rPr>
-          <w:rFonts w:ascii="Times New Roman" w:hAnsi="Times New Roman" w:cs="Times New Roman"/>
-          <w:sz w:val="24"/>
-          <w:szCs w:val="24"/>
-        </w:rPr>
-        <w:t>……</w:t>
-      </w:r>
-      <w:r>
-        <w:rPr>
-          <w:rFonts w:ascii="Times New Roman" w:hAnsi="Times New Roman" w:cs="Times New Roman"/>
-          <w:sz w:val="24"/>
-          <w:szCs w:val="24"/>
-        </w:rPr>
-        <w:t>…</w:t>
-      </w:r>
-      <w:r>
-        <w:rPr>
-          <w:rFonts w:ascii="Times New Roman" w:hAnsi="Times New Roman" w:cs="Times New Roman"/>
-          <w:sz w:val="24"/>
-          <w:szCs w:val="24"/>
-        </w:rPr>
-        <w:t>……</w:t>
-      </w:r>
-      <w:proofErr w:type="gramStart"/>
-      <w:r>
-        <w:rPr>
-          <w:rFonts w:ascii="Times New Roman" w:hAnsi="Times New Roman" w:cs="Times New Roman"/>
-          <w:sz w:val="24"/>
-          <w:szCs w:val="24"/>
-        </w:rPr>
-        <w:t>…….</w:t>
-      </w:r>
-      <w:proofErr w:type="gramEnd"/>
-      <w:r>
-        <w:rPr>
-          <w:rFonts w:ascii="Times New Roman" w:hAnsi="Times New Roman" w:cs="Times New Roman"/>
-          <w:sz w:val="24"/>
-          <w:szCs w:val="24"/>
-        </w:rPr>
-        <w:t>………………</w:t>
-      </w:r>
-      <w:r>
-        <w:rPr>
-          <w:rFonts w:ascii="Times New Roman" w:hAnsi="Times New Roman" w:cs="Times New Roman"/>
-          <w:sz w:val="24"/>
-          <w:szCs w:val="24"/>
-        </w:rPr>
-        <w:t>….</w:t>
-      </w:r>
-      <w:r>
-        <w:rPr>
-          <w:rFonts w:ascii="Times New Roman" w:hAnsi="Times New Roman" w:cs="Times New Roman"/>
-          <w:sz w:val="24"/>
-          <w:szCs w:val="24"/>
-        </w:rPr>
-        <w:t>……</w:t>
-      </w:r>
       <w:r>
         <w:rPr>
           <w:rFonts w:ascii="Times New Roman" w:hAnsi="Times New Roman" w:cs="Times New Roman"/>
@@ -4070,124 +4091,7 @@
           <w:sz w:val="24"/>
           <w:szCs w:val="24"/>
         </w:rPr>
-        <w:t>....</w:t>
-      </w:r>
-      <w:r>
-        <w:rPr>
-          <w:rFonts w:ascii="Times New Roman" w:hAnsi="Times New Roman" w:cs="Times New Roman"/>
-          <w:sz w:val="24"/>
-          <w:szCs w:val="24"/>
-        </w:rPr>
-        <w:t>16</w:t>
-      </w:r>
-    </w:p>
-    <w:p>
-      <w:pPr>
-        <w:spacing w:after="0" w:line="360" w:lineRule="auto"/>
-        <w:jc w:val="both"/>
-        <w:rPr>
-          <w:rFonts w:ascii="Times New Roman" w:hAnsi="Times New Roman" w:cs="Times New Roman"/>
-          <w:sz w:val="24"/>
-          <w:szCs w:val="24"/>
-        </w:rPr>
-      </w:pPr>
-      <w:r>
-        <w:rPr>
-          <w:rFonts w:ascii="Times New Roman" w:hAnsi="Times New Roman" w:cs="Times New Roman"/>
-          <w:sz w:val="24"/>
-          <w:szCs w:val="24"/>
-        </w:rPr>
-        <w:t xml:space="preserve">Şekil </w:t>
-      </w:r>
-      <w:r>
-        <w:rPr>
-          <w:rFonts w:ascii="Times New Roman" w:hAnsi="Times New Roman" w:cs="Times New Roman"/>
-          <w:sz w:val="24"/>
-          <w:szCs w:val="24"/>
-        </w:rPr>
-        <w:t>7</w:t>
-      </w:r>
-      <w:r>
-        <w:rPr>
-          <w:rFonts w:ascii="Times New Roman" w:hAnsi="Times New Roman" w:cs="Times New Roman"/>
-          <w:sz w:val="24"/>
-          <w:szCs w:val="24"/>
-        </w:rPr>
-        <w:t>-</w:t>
-      </w:r>
-      <w:r>
-        <w:rPr>
-          <w:rFonts w:ascii="Times New Roman" w:hAnsi="Times New Roman" w:cs="Times New Roman"/>
-          <w:sz w:val="24"/>
-          <w:szCs w:val="24"/>
-        </w:rPr>
-        <w:t>Ülke Geneli Listeleme Arayüzü</w:t>
-      </w:r>
-      <w:r>
-        <w:rPr>
-          <w:rFonts w:ascii="Times New Roman" w:hAnsi="Times New Roman" w:cs="Times New Roman"/>
-          <w:sz w:val="24"/>
-          <w:szCs w:val="24"/>
-        </w:rPr>
-        <w:t>………</w:t>
-      </w:r>
-      <w:proofErr w:type="gramStart"/>
-      <w:r>
-        <w:rPr>
-          <w:rFonts w:ascii="Times New Roman" w:hAnsi="Times New Roman" w:cs="Times New Roman"/>
-          <w:sz w:val="24"/>
-          <w:szCs w:val="24"/>
-        </w:rPr>
-        <w:t>…….</w:t>
-      </w:r>
-      <w:proofErr w:type="gramEnd"/>
-      <w:r>
-        <w:rPr>
-          <w:rFonts w:ascii="Times New Roman" w:hAnsi="Times New Roman" w:cs="Times New Roman"/>
-          <w:sz w:val="24"/>
-          <w:szCs w:val="24"/>
-        </w:rPr>
-        <w:t>…</w:t>
-      </w:r>
-      <w:r>
-        <w:rPr>
-          <w:rFonts w:ascii="Times New Roman" w:hAnsi="Times New Roman" w:cs="Times New Roman"/>
-          <w:sz w:val="24"/>
-          <w:szCs w:val="24"/>
-        </w:rPr>
-        <w:t>...</w:t>
-      </w:r>
-      <w:r>
-        <w:rPr>
-          <w:rFonts w:ascii="Times New Roman" w:hAnsi="Times New Roman" w:cs="Times New Roman"/>
-          <w:sz w:val="24"/>
-          <w:szCs w:val="24"/>
-        </w:rPr>
-        <w:t>……………………</w:t>
-      </w:r>
-      <w:r>
-        <w:rPr>
-          <w:rFonts w:ascii="Times New Roman" w:hAnsi="Times New Roman" w:cs="Times New Roman"/>
-          <w:sz w:val="24"/>
-          <w:szCs w:val="24"/>
-        </w:rPr>
-        <w:t>....................</w:t>
-      </w:r>
-      <w:r>
-        <w:rPr>
-          <w:rFonts w:ascii="Times New Roman" w:hAnsi="Times New Roman" w:cs="Times New Roman"/>
-          <w:sz w:val="24"/>
-          <w:szCs w:val="24"/>
-        </w:rPr>
-        <w:t>....</w:t>
-      </w:r>
-      <w:r>
-        <w:rPr>
-          <w:rFonts w:ascii="Times New Roman" w:hAnsi="Times New Roman" w:cs="Times New Roman"/>
-          <w:sz w:val="24"/>
-          <w:szCs w:val="24"/>
-        </w:rPr>
-        <w:t>16</w:t>
+        <w:t>....16</w:t>
       </w:r>
     </w:p>
     <w:p>
@@ -5669,38 +5573,35 @@
         <w:ind w:left="709" w:hanging="709"/>
       </w:pPr>
       <w:bookmarkStart w:id="14" w:name="_Toc91466004"/>
-      <w:r>
+      <w:proofErr w:type="spellStart"/>
+      <w:r>
+        <w:t>Use-Case’ler</w:t>
+      </w:r>
+      <w:proofErr w:type="spellEnd"/>
+      <w:r>
+        <w:t xml:space="preserve"> ve Aktörler</w:t>
+      </w:r>
+      <w:bookmarkEnd w:id="14"/>
+    </w:p>
+    <w:p>
+      <w:pPr>
+        <w:spacing w:after="0" w:line="360" w:lineRule="auto"/>
+        <w:jc w:val="both"/>
+        <w:rPr>
+          <w:rFonts w:ascii="Times New Roman" w:hAnsi="Times New Roman" w:cs="Times New Roman"/>
+          <w:sz w:val="24"/>
+          <w:szCs w:val="24"/>
+        </w:rPr>
+      </w:pPr>
+      <w:proofErr w:type="spellStart"/>
+      <w:r>
+        <w:rPr>
+          <w:rFonts w:ascii="Times New Roman" w:hAnsi="Times New Roman" w:cs="Times New Roman"/>
+          <w:sz w:val="24"/>
+          <w:szCs w:val="24"/>
+        </w:rPr>
         <w:t>Use-</w:t>
       </w:r>
-      <w:proofErr w:type="spellStart"/>
-      <w:r>
-        <w:t>Case’ler</w:t>
-      </w:r>
-      <w:proofErr w:type="spellEnd"/>
-      <w:r>
-        <w:t xml:space="preserve"> ve Aktörler</w:t>
-      </w:r>
-      <w:bookmarkEnd w:id="14"/>
-    </w:p>
-    <w:p>
-      <w:pPr>
-        <w:spacing w:after="0" w:line="360" w:lineRule="auto"/>
-        <w:jc w:val="both"/>
-        <w:rPr>
-          <w:rFonts w:ascii="Times New Roman" w:hAnsi="Times New Roman" w:cs="Times New Roman"/>
-          <w:sz w:val="24"/>
-          <w:szCs w:val="24"/>
-        </w:rPr>
-      </w:pPr>
-      <w:r>
-        <w:rPr>
-          <w:rFonts w:ascii="Times New Roman" w:hAnsi="Times New Roman" w:cs="Times New Roman"/>
-          <w:sz w:val="24"/>
-          <w:szCs w:val="24"/>
-        </w:rPr>
-        <w:t>Use-</w:t>
-      </w:r>
-      <w:proofErr w:type="spellStart"/>
       <w:r>
         <w:rPr>
           <w:rFonts w:ascii="Times New Roman" w:hAnsi="Times New Roman" w:cs="Times New Roman"/>
@@ -5916,12 +5817,9 @@
         <w:ind w:left="709" w:hanging="709"/>
       </w:pPr>
       <w:bookmarkStart w:id="15" w:name="_Toc91466005"/>
-      <w:r>
-        <w:t>Use-</w:t>
-      </w:r>
       <w:proofErr w:type="spellStart"/>
       <w:r>
-        <w:t>Case’lerin</w:t>
+        <w:t>Use-Case’lerin</w:t>
       </w:r>
       <w:proofErr w:type="spellEnd"/>
       <w:r>
@@ -5935,7 +5833,7 @@
           <w:b/>
           <w:bCs/>
         </w:rPr>
-        <w:t>Simülasyon Başlat Use-</w:t>
+        <w:t xml:space="preserve">Simülasyon Başlat </w:t>
       </w:r>
       <w:proofErr w:type="spellStart"/>
       <w:r>
@@ -5943,7 +5841,7 @@
           <w:b/>
           <w:bCs/>
         </w:rPr>
-        <w:t>Case’i</w:t>
+        <w:t>Use-Case’i</w:t>
       </w:r>
       <w:proofErr w:type="spellEnd"/>
       <w:r>
@@ -5977,7 +5875,7 @@
           <w:szCs w:val="24"/>
         </w:rPr>
         <w:lastRenderedPageBreak/>
-        <w:t>Oy Girme Use-</w:t>
+        <w:t xml:space="preserve">Oy Girme </w:t>
       </w:r>
       <w:proofErr w:type="spellStart"/>
       <w:r>
@@ -5988,7 +5886,7 @@
           <w:sz w:val="24"/>
           <w:szCs w:val="24"/>
         </w:rPr>
-        <w:t>Case’i</w:t>
+        <w:t>Use-Case’i</w:t>
       </w:r>
       <w:proofErr w:type="spellEnd"/>
       <w:r>
@@ -6047,7 +5945,7 @@
           <w:sz w:val="24"/>
           <w:szCs w:val="24"/>
         </w:rPr>
-        <w:t>Milletvekili Atama Use-</w:t>
+        <w:t xml:space="preserve">Milletvekili Atama </w:t>
       </w:r>
       <w:proofErr w:type="spellStart"/>
       <w:r>
@@ -6058,7 +5956,7 @@
           <w:sz w:val="24"/>
           <w:szCs w:val="24"/>
         </w:rPr>
-        <w:t>Case’i</w:t>
+        <w:t>Use-Case’i</w:t>
       </w:r>
       <w:proofErr w:type="spellEnd"/>
       <w:r>
@@ -6109,7 +6007,7 @@
           <w:sz w:val="24"/>
           <w:szCs w:val="24"/>
         </w:rPr>
-        <w:t>İl Verilerini Listeleme Use-</w:t>
+        <w:t xml:space="preserve">İl Verilerini Listeleme </w:t>
       </w:r>
       <w:proofErr w:type="spellStart"/>
       <w:r>
@@ -6120,7 +6018,7 @@
           <w:sz w:val="24"/>
           <w:szCs w:val="24"/>
         </w:rPr>
-        <w:t>Case’i</w:t>
+        <w:t>Use-Case’i</w:t>
       </w:r>
       <w:proofErr w:type="spellEnd"/>
       <w:r>
@@ -7655,15 +7553,7 @@
           <w:sz w:val="24"/>
           <w:szCs w:val="24"/>
         </w:rPr>
-        <w:t xml:space="preserve">Class Diyagramı için: </w:t>
-      </w:r>
-      <w:r>
-        <w:rPr>
-          <w:rFonts w:ascii="Times New Roman" w:hAnsi="Times New Roman" w:cs="Times New Roman"/>
-          <w:sz w:val="24"/>
-          <w:szCs w:val="24"/>
-        </w:rPr>
-        <w:t>app.diagrams.net</w:t>
+        <w:t>Class Diyagramı için: app.diagrams.net</w:t>
       </w:r>
     </w:p>
     <w:p>
@@ -11215,7 +11105,39 @@
           <w:sz w:val="24"/>
           <w:szCs w:val="24"/>
         </w:rPr>
-        <w:t xml:space="preserve"> final testlerinde karşılaşılan sorunlar çözülerek müşteri gereksinimlerini karşılayacak bir şekilde kullanıma hazır hale getirilmiştir. Bu aşamadan sonra yapılabilecekler:</w:t>
+        <w:t xml:space="preserve"> final testlerinde karşılaşılan sorunlar çözülerek</w:t>
+      </w:r>
+      <w:r>
+        <w:rPr>
+          <w:rFonts w:ascii="Times New Roman" w:hAnsi="Times New Roman" w:cs="Times New Roman"/>
+          <w:sz w:val="24"/>
+          <w:szCs w:val="24"/>
+        </w:rPr>
+        <w:t xml:space="preserve"> yazılım,</w:t>
+      </w:r>
+      <w:r>
+        <w:rPr>
+          <w:rFonts w:ascii="Times New Roman" w:hAnsi="Times New Roman" w:cs="Times New Roman"/>
+          <w:sz w:val="24"/>
+          <w:szCs w:val="24"/>
+        </w:rPr>
+        <w:t xml:space="preserve"> müşteri gereksinimlerini karşılayacak </w:t>
+      </w:r>
+      <w:r>
+        <w:rPr>
+          <w:rFonts w:ascii="Times New Roman" w:hAnsi="Times New Roman" w:cs="Times New Roman"/>
+          <w:sz w:val="24"/>
+          <w:szCs w:val="24"/>
+        </w:rPr>
+        <w:t>duruma</w:t>
+      </w:r>
+      <w:r>
+        <w:rPr>
+          <w:rFonts w:ascii="Times New Roman" w:hAnsi="Times New Roman" w:cs="Times New Roman"/>
+          <w:sz w:val="24"/>
+          <w:szCs w:val="24"/>
+        </w:rPr>
+        <w:t xml:space="preserve"> getirilmiştir. Bu aşamadan sonra yapılabilecekler:</w:t>
       </w:r>
     </w:p>
     <w:p>
@@ -12893,43 +12815,43 @@
       </w:rPr>
     </w:lvl>
   </w:abstractNum>
-  <w:num w:numId="1">
+  <w:num w:numId="1" w16cid:durableId="1812138590">
     <w:abstractNumId w:val="5"/>
   </w:num>
-  <w:num w:numId="2">
+  <w:num w:numId="2" w16cid:durableId="420487967">
     <w:abstractNumId w:val="8"/>
   </w:num>
-  <w:num w:numId="3">
+  <w:num w:numId="3" w16cid:durableId="1774473233">
     <w:abstractNumId w:val="0"/>
   </w:num>
-  <w:num w:numId="4">
+  <w:num w:numId="4" w16cid:durableId="987630942">
     <w:abstractNumId w:val="6"/>
   </w:num>
-  <w:num w:numId="5">
+  <w:num w:numId="5" w16cid:durableId="1920795888">
     <w:abstractNumId w:val="4"/>
   </w:num>
-  <w:num w:numId="6">
+  <w:num w:numId="6" w16cid:durableId="1348406046">
     <w:abstractNumId w:val="3"/>
   </w:num>
-  <w:num w:numId="7">
+  <w:num w:numId="7" w16cid:durableId="1230387240">
     <w:abstractNumId w:val="7"/>
   </w:num>
-  <w:num w:numId="8">
+  <w:num w:numId="8" w16cid:durableId="46615444">
     <w:abstractNumId w:val="11"/>
   </w:num>
-  <w:num w:numId="9">
+  <w:num w:numId="9" w16cid:durableId="1909531326">
     <w:abstractNumId w:val="1"/>
   </w:num>
-  <w:num w:numId="10">
+  <w:num w:numId="10" w16cid:durableId="2039423628">
     <w:abstractNumId w:val="12"/>
   </w:num>
-  <w:num w:numId="11">
+  <w:num w:numId="11" w16cid:durableId="1396507848">
     <w:abstractNumId w:val="2"/>
   </w:num>
-  <w:num w:numId="12">
+  <w:num w:numId="12" w16cid:durableId="460811229">
     <w:abstractNumId w:val="10"/>
   </w:num>
-  <w:num w:numId="13">
+  <w:num w:numId="13" w16cid:durableId="341008184">
     <w:abstractNumId w:val="9"/>
   </w:num>
   <w:numIdMacAtCleanup w:val="13"/>

--- a/Seçim Simülasyonu/Rapor.docx
+++ b/Seçim Simülasyonu/Rapor.docx
@@ -95,10 +95,12 @@
           <w:sz w:val="48"/>
           <w:szCs w:val="52"/>
         </w:rPr>
-        <w:t xml:space="preserve">İzmir </w:t>
-      </w:r>
-      <w:proofErr w:type="spellStart"/>
-      <w:r>
+        <w:t>İzmir Bakırçay Üniversitesi</w:t>
+      </w:r>
+    </w:p>
+    <w:p>
+      <w:pPr>
+        <w:jc w:val="center"/>
         <w:rPr>
           <w:rFonts w:ascii="Times New Roman" w:hAnsi="Times New Roman" w:cs="Times New Roman"/>
           <w:b/>
@@ -106,9 +108,7 @@
           <w:sz w:val="48"/>
           <w:szCs w:val="52"/>
         </w:rPr>
-        <w:t>Bakırçay</w:t>
-      </w:r>
-      <w:proofErr w:type="spellEnd"/>
+      </w:pPr>
       <w:r>
         <w:rPr>
           <w:rFonts w:ascii="Times New Roman" w:hAnsi="Times New Roman" w:cs="Times New Roman"/>
@@ -117,12 +117,22 @@
           <w:sz w:val="48"/>
           <w:szCs w:val="52"/>
         </w:rPr>
-        <w:t xml:space="preserve"> Üniversitesi</w:t>
-      </w:r>
-    </w:p>
-    <w:p>
-      <w:pPr>
+        <w:t>Mühendislik Mimarlık Fakültesi</w:t>
+      </w:r>
+    </w:p>
+    <w:p>
+      <w:pPr>
+        <w:spacing w:after="0" w:line="360" w:lineRule="auto"/>
         <w:jc w:val="center"/>
+        <w:rPr>
+          <w:rFonts w:ascii="Times New Roman" w:hAnsi="Times New Roman" w:cs="Times New Roman"/>
+          <w:b/>
+          <w:bCs/>
+          <w:sz w:val="52"/>
+          <w:szCs w:val="52"/>
+        </w:rPr>
+      </w:pPr>
+      <w:r>
         <w:rPr>
           <w:rFonts w:ascii="Times New Roman" w:hAnsi="Times New Roman" w:cs="Times New Roman"/>
           <w:b/>
@@ -130,7 +140,8 @@
           <w:sz w:val="48"/>
           <w:szCs w:val="52"/>
         </w:rPr>
-      </w:pPr>
+        <w:t>Bilgisayar</w:t>
+      </w:r>
       <w:r>
         <w:rPr>
           <w:rFonts w:ascii="Times New Roman" w:hAnsi="Times New Roman" w:cs="Times New Roman"/>
@@ -139,39 +150,6 @@
           <w:sz w:val="48"/>
           <w:szCs w:val="52"/>
         </w:rPr>
-        <w:t>Mühendislik Mimarlık Fakültesi</w:t>
-      </w:r>
-    </w:p>
-    <w:p>
-      <w:pPr>
-        <w:spacing w:after="0" w:line="360" w:lineRule="auto"/>
-        <w:jc w:val="center"/>
-        <w:rPr>
-          <w:rFonts w:ascii="Times New Roman" w:hAnsi="Times New Roman" w:cs="Times New Roman"/>
-          <w:b/>
-          <w:bCs/>
-          <w:sz w:val="52"/>
-          <w:szCs w:val="52"/>
-        </w:rPr>
-      </w:pPr>
-      <w:r>
-        <w:rPr>
-          <w:rFonts w:ascii="Times New Roman" w:hAnsi="Times New Roman" w:cs="Times New Roman"/>
-          <w:b/>
-          <w:bCs/>
-          <w:sz w:val="48"/>
-          <w:szCs w:val="52"/>
-        </w:rPr>
-        <w:t>Bilgisayar</w:t>
-      </w:r>
-      <w:r>
-        <w:rPr>
-          <w:rFonts w:ascii="Times New Roman" w:hAnsi="Times New Roman" w:cs="Times New Roman"/>
-          <w:b/>
-          <w:bCs/>
-          <w:sz w:val="48"/>
-          <w:szCs w:val="52"/>
-        </w:rPr>
         <w:t xml:space="preserve"> Mühendisliği Bölümü</w:t>
       </w:r>
     </w:p>
@@ -362,10 +340,26 @@
           <w:sz w:val="32"/>
           <w:szCs w:val="32"/>
         </w:rPr>
-        <w:t xml:space="preserve">Betül </w:t>
-      </w:r>
-      <w:proofErr w:type="gramStart"/>
-      <w:r>
+        <w:t>Betül KIRÇIL  -  Mehmet Ali KENGER</w:t>
+      </w:r>
+    </w:p>
+    <w:p>
+      <w:pPr>
+        <w:spacing w:after="0" w:line="360" w:lineRule="auto"/>
+        <w:jc w:val="center"/>
+        <w:rPr>
+          <w:rFonts w:ascii="Times New Roman" w:hAnsi="Times New Roman" w:cs="Times New Roman"/>
+          <w:b/>
+          <w:bCs/>
+          <w:sz w:val="56"/>
+          <w:szCs w:val="40"/>
+        </w:rPr>
+      </w:pPr>
+    </w:p>
+    <w:p>
+      <w:pPr>
+        <w:spacing w:after="0" w:line="360" w:lineRule="auto"/>
+        <w:jc w:val="center"/>
         <w:rPr>
           <w:rFonts w:ascii="Times New Roman" w:hAnsi="Times New Roman" w:cs="Times New Roman"/>
           <w:b/>
@@ -373,9 +367,7 @@
           <w:sz w:val="32"/>
           <w:szCs w:val="32"/>
         </w:rPr>
-        <w:t>KIRÇIL  -</w:t>
-      </w:r>
-      <w:proofErr w:type="gramEnd"/>
+      </w:pPr>
       <w:r>
         <w:rPr>
           <w:rFonts w:ascii="Times New Roman" w:hAnsi="Times New Roman" w:cs="Times New Roman"/>
@@ -384,26 +376,9 @@
           <w:sz w:val="32"/>
           <w:szCs w:val="32"/>
         </w:rPr>
-        <w:t xml:space="preserve">  Mehmet Ali KENGER</w:t>
-      </w:r>
-    </w:p>
-    <w:p>
-      <w:pPr>
-        <w:spacing w:after="0" w:line="360" w:lineRule="auto"/>
-        <w:jc w:val="center"/>
-        <w:rPr>
-          <w:rFonts w:ascii="Times New Roman" w:hAnsi="Times New Roman" w:cs="Times New Roman"/>
-          <w:b/>
-          <w:bCs/>
-          <w:sz w:val="56"/>
-          <w:szCs w:val="40"/>
-        </w:rPr>
-      </w:pPr>
-    </w:p>
-    <w:p>
-      <w:pPr>
-        <w:spacing w:after="0" w:line="360" w:lineRule="auto"/>
-        <w:jc w:val="center"/>
+        <w:t xml:space="preserve">Danışman: </w:t>
+      </w:r>
+      <w:r>
         <w:rPr>
           <w:rFonts w:ascii="Times New Roman" w:hAnsi="Times New Roman" w:cs="Times New Roman"/>
           <w:b/>
@@ -411,7 +386,8 @@
           <w:sz w:val="32"/>
           <w:szCs w:val="32"/>
         </w:rPr>
-      </w:pPr>
+        <w:t>Dr.</w:t>
+      </w:r>
       <w:r>
         <w:rPr>
           <w:rFonts w:ascii="Times New Roman" w:hAnsi="Times New Roman" w:cs="Times New Roman"/>
@@ -420,49 +396,7 @@
           <w:sz w:val="32"/>
           <w:szCs w:val="32"/>
         </w:rPr>
-        <w:t xml:space="preserve">Danışman: </w:t>
-      </w:r>
-      <w:r>
-        <w:rPr>
-          <w:rFonts w:ascii="Times New Roman" w:hAnsi="Times New Roman" w:cs="Times New Roman"/>
-          <w:b/>
-          <w:bCs/>
-          <w:sz w:val="32"/>
-          <w:szCs w:val="32"/>
-        </w:rPr>
-        <w:t>Dr.</w:t>
-      </w:r>
-      <w:r>
-        <w:rPr>
-          <w:rFonts w:ascii="Times New Roman" w:hAnsi="Times New Roman" w:cs="Times New Roman"/>
-          <w:b/>
-          <w:bCs/>
-          <w:sz w:val="32"/>
-          <w:szCs w:val="32"/>
-        </w:rPr>
-        <w:t xml:space="preserve"> </w:t>
-      </w:r>
-      <w:proofErr w:type="spellStart"/>
-      <w:r>
-        <w:rPr>
-          <w:rFonts w:ascii="Times New Roman" w:hAnsi="Times New Roman" w:cs="Times New Roman"/>
-          <w:b/>
-          <w:bCs/>
-          <w:sz w:val="32"/>
-          <w:szCs w:val="32"/>
-        </w:rPr>
-        <w:t>Öğr</w:t>
-      </w:r>
-      <w:proofErr w:type="spellEnd"/>
-      <w:r>
-        <w:rPr>
-          <w:rFonts w:ascii="Times New Roman" w:hAnsi="Times New Roman" w:cs="Times New Roman"/>
-          <w:b/>
-          <w:bCs/>
-          <w:sz w:val="32"/>
-          <w:szCs w:val="32"/>
-        </w:rPr>
-        <w:t>. Üyesi</w:t>
+        <w:t xml:space="preserve"> Öğr. Üyesi</w:t>
       </w:r>
       <w:r>
         <w:rPr>
@@ -3373,16 +3307,293 @@
           <w:sz w:val="24"/>
           <w:szCs w:val="24"/>
         </w:rPr>
-        <w:t>……………………</w:t>
-      </w:r>
-      <w:proofErr w:type="gramStart"/>
-      <w:r>
-        <w:rPr>
-          <w:rFonts w:ascii="Times New Roman" w:hAnsi="Times New Roman" w:cs="Times New Roman"/>
-          <w:sz w:val="24"/>
-          <w:szCs w:val="24"/>
-        </w:rPr>
-        <w:t>…</w:t>
+        <w:t>………………………</w:t>
+      </w:r>
+      <w:r>
+        <w:rPr>
+          <w:rFonts w:ascii="Times New Roman" w:hAnsi="Times New Roman" w:cs="Times New Roman"/>
+          <w:sz w:val="24"/>
+          <w:szCs w:val="24"/>
+        </w:rPr>
+        <w:t>…..</w:t>
+      </w:r>
+      <w:r>
+        <w:rPr>
+          <w:rFonts w:ascii="Times New Roman" w:hAnsi="Times New Roman" w:cs="Times New Roman"/>
+          <w:sz w:val="24"/>
+          <w:szCs w:val="24"/>
+        </w:rPr>
+        <w:t>………….</w:t>
+      </w:r>
+      <w:r>
+        <w:rPr>
+          <w:rFonts w:ascii="Times New Roman" w:hAnsi="Times New Roman" w:cs="Times New Roman"/>
+          <w:sz w:val="24"/>
+          <w:szCs w:val="24"/>
+        </w:rPr>
+        <w:t>....................</w:t>
+      </w:r>
+      <w:r>
+        <w:rPr>
+          <w:rFonts w:ascii="Times New Roman" w:hAnsi="Times New Roman" w:cs="Times New Roman"/>
+          <w:sz w:val="24"/>
+          <w:szCs w:val="24"/>
+        </w:rPr>
+        <w:t>.</w:t>
+      </w:r>
+      <w:r>
+        <w:rPr>
+          <w:rFonts w:ascii="Times New Roman" w:hAnsi="Times New Roman" w:cs="Times New Roman"/>
+          <w:sz w:val="24"/>
+          <w:szCs w:val="24"/>
+        </w:rPr>
+        <w:t>......</w:t>
+      </w:r>
+      <w:r>
+        <w:rPr>
+          <w:rFonts w:ascii="Times New Roman" w:hAnsi="Times New Roman" w:cs="Times New Roman"/>
+          <w:sz w:val="24"/>
+          <w:szCs w:val="24"/>
+        </w:rPr>
+        <w:t>.</w:t>
+      </w:r>
+      <w:r>
+        <w:rPr>
+          <w:rFonts w:ascii="Times New Roman" w:hAnsi="Times New Roman" w:cs="Times New Roman"/>
+          <w:sz w:val="24"/>
+          <w:szCs w:val="24"/>
+        </w:rPr>
+        <w:t>...</w:t>
+      </w:r>
+      <w:r>
+        <w:rPr>
+          <w:rFonts w:ascii="Times New Roman" w:hAnsi="Times New Roman" w:cs="Times New Roman"/>
+          <w:sz w:val="24"/>
+          <w:szCs w:val="24"/>
+        </w:rPr>
+        <w:t>....</w:t>
+      </w:r>
+      <w:r>
+        <w:rPr>
+          <w:rFonts w:ascii="Times New Roman" w:hAnsi="Times New Roman" w:cs="Times New Roman"/>
+          <w:sz w:val="24"/>
+          <w:szCs w:val="24"/>
+        </w:rPr>
+        <w:t>....</w:t>
+      </w:r>
+      <w:r>
+        <w:rPr>
+          <w:rFonts w:ascii="Times New Roman" w:hAnsi="Times New Roman" w:cs="Times New Roman"/>
+          <w:sz w:val="24"/>
+          <w:szCs w:val="24"/>
+        </w:rPr>
+        <w:t>..</w:t>
+      </w:r>
+      <w:r>
+        <w:rPr>
+          <w:rFonts w:ascii="Times New Roman" w:hAnsi="Times New Roman" w:cs="Times New Roman"/>
+          <w:sz w:val="24"/>
+          <w:szCs w:val="24"/>
+        </w:rPr>
+        <w:t>10</w:t>
+      </w:r>
+    </w:p>
+    <w:p>
+      <w:pPr>
+        <w:spacing w:after="0" w:line="360" w:lineRule="auto"/>
+        <w:jc w:val="both"/>
+        <w:rPr>
+          <w:rFonts w:ascii="Times New Roman" w:hAnsi="Times New Roman" w:cs="Times New Roman"/>
+          <w:sz w:val="24"/>
+          <w:szCs w:val="24"/>
+        </w:rPr>
+      </w:pPr>
+      <w:r>
+        <w:rPr>
+          <w:rFonts w:ascii="Times New Roman" w:hAnsi="Times New Roman" w:cs="Times New Roman"/>
+          <w:sz w:val="24"/>
+          <w:szCs w:val="24"/>
+        </w:rPr>
+        <w:t xml:space="preserve">Şekil </w:t>
+      </w:r>
+      <w:r>
+        <w:rPr>
+          <w:rFonts w:ascii="Times New Roman" w:hAnsi="Times New Roman" w:cs="Times New Roman"/>
+          <w:sz w:val="24"/>
+          <w:szCs w:val="24"/>
+        </w:rPr>
+        <w:t>2</w:t>
+      </w:r>
+      <w:r>
+        <w:rPr>
+          <w:rFonts w:ascii="Times New Roman" w:hAnsi="Times New Roman" w:cs="Times New Roman"/>
+          <w:sz w:val="24"/>
+          <w:szCs w:val="24"/>
+        </w:rPr>
+        <w:t>-</w:t>
+      </w:r>
+      <w:r>
+        <w:rPr>
+          <w:rFonts w:ascii="Times New Roman" w:hAnsi="Times New Roman" w:cs="Times New Roman"/>
+          <w:sz w:val="24"/>
+          <w:szCs w:val="24"/>
+        </w:rPr>
+        <w:t>Sistem Mimarisi</w:t>
+      </w:r>
+      <w:r>
+        <w:rPr>
+          <w:rFonts w:ascii="Times New Roman" w:hAnsi="Times New Roman" w:cs="Times New Roman"/>
+          <w:sz w:val="24"/>
+          <w:szCs w:val="24"/>
+        </w:rPr>
+        <w:t xml:space="preserve"> ……………..…………</w:t>
+      </w:r>
+      <w:r>
+        <w:rPr>
+          <w:rFonts w:ascii="Times New Roman" w:hAnsi="Times New Roman" w:cs="Times New Roman"/>
+          <w:sz w:val="24"/>
+          <w:szCs w:val="24"/>
+        </w:rPr>
+        <w:t>…...</w:t>
+      </w:r>
+      <w:r>
+        <w:rPr>
+          <w:rFonts w:ascii="Times New Roman" w:hAnsi="Times New Roman" w:cs="Times New Roman"/>
+          <w:sz w:val="24"/>
+          <w:szCs w:val="24"/>
+        </w:rPr>
+        <w:t>…………</w:t>
+      </w:r>
+      <w:r>
+        <w:rPr>
+          <w:rFonts w:ascii="Times New Roman" w:hAnsi="Times New Roman" w:cs="Times New Roman"/>
+          <w:sz w:val="24"/>
+          <w:szCs w:val="24"/>
+        </w:rPr>
+        <w:t>...</w:t>
+      </w:r>
+      <w:r>
+        <w:rPr>
+          <w:rFonts w:ascii="Times New Roman" w:hAnsi="Times New Roman" w:cs="Times New Roman"/>
+          <w:sz w:val="24"/>
+          <w:szCs w:val="24"/>
+        </w:rPr>
+        <w:t>....................</w:t>
+      </w:r>
+      <w:r>
+        <w:rPr>
+          <w:rFonts w:ascii="Times New Roman" w:hAnsi="Times New Roman" w:cs="Times New Roman"/>
+          <w:sz w:val="24"/>
+          <w:szCs w:val="24"/>
+        </w:rPr>
+        <w:t>.</w:t>
+      </w:r>
+      <w:r>
+        <w:rPr>
+          <w:rFonts w:ascii="Times New Roman" w:hAnsi="Times New Roman" w:cs="Times New Roman"/>
+          <w:sz w:val="24"/>
+          <w:szCs w:val="24"/>
+        </w:rPr>
+        <w:t>.</w:t>
+      </w:r>
+      <w:r>
+        <w:rPr>
+          <w:rFonts w:ascii="Times New Roman" w:hAnsi="Times New Roman" w:cs="Times New Roman"/>
+          <w:sz w:val="24"/>
+          <w:szCs w:val="24"/>
+        </w:rPr>
+        <w:t>.</w:t>
+      </w:r>
+      <w:r>
+        <w:rPr>
+          <w:rFonts w:ascii="Times New Roman" w:hAnsi="Times New Roman" w:cs="Times New Roman"/>
+          <w:sz w:val="24"/>
+          <w:szCs w:val="24"/>
+        </w:rPr>
+        <w:t>........</w:t>
+      </w:r>
+      <w:r>
+        <w:rPr>
+          <w:rFonts w:ascii="Times New Roman" w:hAnsi="Times New Roman" w:cs="Times New Roman"/>
+          <w:sz w:val="24"/>
+          <w:szCs w:val="24"/>
+        </w:rPr>
+        <w:t>...</w:t>
+      </w:r>
+      <w:r>
+        <w:rPr>
+          <w:rFonts w:ascii="Times New Roman" w:hAnsi="Times New Roman" w:cs="Times New Roman"/>
+          <w:sz w:val="24"/>
+          <w:szCs w:val="24"/>
+        </w:rPr>
+        <w:t>.........</w:t>
+      </w:r>
+      <w:r>
+        <w:rPr>
+          <w:rFonts w:ascii="Times New Roman" w:hAnsi="Times New Roman" w:cs="Times New Roman"/>
+          <w:sz w:val="24"/>
+          <w:szCs w:val="24"/>
+        </w:rPr>
+        <w:t>1</w:t>
+      </w:r>
+      <w:r>
+        <w:rPr>
+          <w:rFonts w:ascii="Times New Roman" w:hAnsi="Times New Roman" w:cs="Times New Roman"/>
+          <w:sz w:val="24"/>
+          <w:szCs w:val="24"/>
+        </w:rPr>
+        <w:t>2</w:t>
+      </w:r>
+    </w:p>
+    <w:p>
+      <w:pPr>
+        <w:spacing w:after="0" w:line="360" w:lineRule="auto"/>
+        <w:jc w:val="both"/>
+        <w:rPr>
+          <w:rFonts w:ascii="Times New Roman" w:hAnsi="Times New Roman" w:cs="Times New Roman"/>
+          <w:sz w:val="24"/>
+          <w:szCs w:val="24"/>
+        </w:rPr>
+      </w:pPr>
+      <w:r>
+        <w:rPr>
+          <w:rFonts w:ascii="Times New Roman" w:hAnsi="Times New Roman" w:cs="Times New Roman"/>
+          <w:sz w:val="24"/>
+          <w:szCs w:val="24"/>
+        </w:rPr>
+        <w:t xml:space="preserve">Şekil </w:t>
+      </w:r>
+      <w:r>
+        <w:rPr>
+          <w:rFonts w:ascii="Times New Roman" w:hAnsi="Times New Roman" w:cs="Times New Roman"/>
+          <w:sz w:val="24"/>
+          <w:szCs w:val="24"/>
+        </w:rPr>
+        <w:t>3</w:t>
+      </w:r>
+      <w:r>
+        <w:rPr>
+          <w:rFonts w:ascii="Times New Roman" w:hAnsi="Times New Roman" w:cs="Times New Roman"/>
+          <w:sz w:val="24"/>
+          <w:szCs w:val="24"/>
+        </w:rPr>
+        <w:t>-</w:t>
+      </w:r>
+      <w:r>
+        <w:rPr>
+          <w:rFonts w:ascii="Times New Roman" w:hAnsi="Times New Roman" w:cs="Times New Roman"/>
+          <w:sz w:val="24"/>
+          <w:szCs w:val="24"/>
+        </w:rPr>
+        <w:t>Sınıf</w:t>
+      </w:r>
+      <w:r>
+        <w:rPr>
+          <w:rFonts w:ascii="Times New Roman" w:hAnsi="Times New Roman" w:cs="Times New Roman"/>
+          <w:sz w:val="24"/>
+          <w:szCs w:val="24"/>
+        </w:rPr>
+        <w:t xml:space="preserve"> Diyagramı…………………………</w:t>
       </w:r>
       <w:r>
         <w:rPr>
@@ -3392,7 +3603,81 @@
         </w:rPr>
         <w:t>….</w:t>
       </w:r>
-      <w:proofErr w:type="gramEnd"/>
+      <w:r>
+        <w:rPr>
+          <w:rFonts w:ascii="Times New Roman" w:hAnsi="Times New Roman" w:cs="Times New Roman"/>
+          <w:sz w:val="24"/>
+          <w:szCs w:val="24"/>
+        </w:rPr>
+        <w:t>…………………………</w:t>
+      </w:r>
+      <w:r>
+        <w:rPr>
+          <w:rFonts w:ascii="Times New Roman" w:hAnsi="Times New Roman" w:cs="Times New Roman"/>
+          <w:sz w:val="24"/>
+          <w:szCs w:val="24"/>
+        </w:rPr>
+        <w:t>....................</w:t>
+      </w:r>
+      <w:r>
+        <w:rPr>
+          <w:rFonts w:ascii="Times New Roman" w:hAnsi="Times New Roman" w:cs="Times New Roman"/>
+          <w:sz w:val="24"/>
+          <w:szCs w:val="24"/>
+        </w:rPr>
+        <w:t>....14</w:t>
+      </w:r>
+    </w:p>
+    <w:p>
+      <w:pPr>
+        <w:spacing w:after="0" w:line="360" w:lineRule="auto"/>
+        <w:jc w:val="both"/>
+        <w:rPr>
+          <w:rFonts w:ascii="Times New Roman" w:hAnsi="Times New Roman" w:cs="Times New Roman"/>
+          <w:sz w:val="24"/>
+          <w:szCs w:val="24"/>
+        </w:rPr>
+      </w:pPr>
+      <w:r>
+        <w:rPr>
+          <w:rFonts w:ascii="Times New Roman" w:hAnsi="Times New Roman" w:cs="Times New Roman"/>
+          <w:sz w:val="24"/>
+          <w:szCs w:val="24"/>
+        </w:rPr>
+        <w:t xml:space="preserve">Şekil </w:t>
+      </w:r>
+      <w:r>
+        <w:rPr>
+          <w:rFonts w:ascii="Times New Roman" w:hAnsi="Times New Roman" w:cs="Times New Roman"/>
+          <w:sz w:val="24"/>
+          <w:szCs w:val="24"/>
+        </w:rPr>
+        <w:t>4</w:t>
+      </w:r>
+      <w:r>
+        <w:rPr>
+          <w:rFonts w:ascii="Times New Roman" w:hAnsi="Times New Roman" w:cs="Times New Roman"/>
+          <w:sz w:val="24"/>
+          <w:szCs w:val="24"/>
+        </w:rPr>
+        <w:t>-</w:t>
+      </w:r>
+      <w:r>
+        <w:rPr>
+          <w:rFonts w:ascii="Times New Roman" w:hAnsi="Times New Roman" w:cs="Times New Roman"/>
+          <w:sz w:val="24"/>
+          <w:szCs w:val="24"/>
+        </w:rPr>
+        <w:t>Oy Girme Arayüzü………………………….…………………………</w:t>
+      </w:r>
+      <w:r>
+        <w:rPr>
+          <w:rFonts w:ascii="Times New Roman" w:hAnsi="Times New Roman" w:cs="Times New Roman"/>
+          <w:sz w:val="24"/>
+          <w:szCs w:val="24"/>
+        </w:rPr>
+        <w:t>....</w:t>
+      </w:r>
       <w:r>
         <w:rPr>
           <w:rFonts w:ascii="Times New Roman" w:hAnsi="Times New Roman" w:cs="Times New Roman"/>
@@ -3407,7 +3692,149 @@
           <w:sz w:val="24"/>
           <w:szCs w:val="24"/>
         </w:rPr>
-        <w:t>………….</w:t>
+        <w:t>...</w:t>
+      </w:r>
+      <w:r>
+        <w:rPr>
+          <w:rFonts w:ascii="Times New Roman" w:hAnsi="Times New Roman" w:cs="Times New Roman"/>
+          <w:sz w:val="24"/>
+          <w:szCs w:val="24"/>
+        </w:rPr>
+        <w:t>...</w:t>
+      </w:r>
+      <w:r>
+        <w:rPr>
+          <w:rFonts w:ascii="Times New Roman" w:hAnsi="Times New Roman" w:cs="Times New Roman"/>
+          <w:sz w:val="24"/>
+          <w:szCs w:val="24"/>
+        </w:rPr>
+        <w:t>........</w:t>
+      </w:r>
+      <w:r>
+        <w:rPr>
+          <w:rFonts w:ascii="Times New Roman" w:hAnsi="Times New Roman" w:cs="Times New Roman"/>
+          <w:sz w:val="24"/>
+          <w:szCs w:val="24"/>
+        </w:rPr>
+        <w:t>....15</w:t>
+      </w:r>
+    </w:p>
+    <w:p>
+      <w:pPr>
+        <w:spacing w:after="0" w:line="360" w:lineRule="auto"/>
+        <w:jc w:val="both"/>
+        <w:rPr>
+          <w:rFonts w:ascii="Times New Roman" w:hAnsi="Times New Roman" w:cs="Times New Roman"/>
+          <w:sz w:val="24"/>
+          <w:szCs w:val="24"/>
+        </w:rPr>
+      </w:pPr>
+      <w:r>
+        <w:rPr>
+          <w:rFonts w:ascii="Times New Roman" w:hAnsi="Times New Roman" w:cs="Times New Roman"/>
+          <w:sz w:val="24"/>
+          <w:szCs w:val="24"/>
+        </w:rPr>
+        <w:t xml:space="preserve">Şekil </w:t>
+      </w:r>
+      <w:r>
+        <w:rPr>
+          <w:rFonts w:ascii="Times New Roman" w:hAnsi="Times New Roman" w:cs="Times New Roman"/>
+          <w:sz w:val="24"/>
+          <w:szCs w:val="24"/>
+        </w:rPr>
+        <w:t>5</w:t>
+      </w:r>
+      <w:r>
+        <w:rPr>
+          <w:rFonts w:ascii="Times New Roman" w:hAnsi="Times New Roman" w:cs="Times New Roman"/>
+          <w:sz w:val="24"/>
+          <w:szCs w:val="24"/>
+        </w:rPr>
+        <w:t>-</w:t>
+      </w:r>
+      <w:r>
+        <w:rPr>
+          <w:rFonts w:ascii="Times New Roman" w:hAnsi="Times New Roman" w:cs="Times New Roman"/>
+          <w:sz w:val="24"/>
+          <w:szCs w:val="24"/>
+        </w:rPr>
+        <w:t>Milletvekili Kontenjanı Girme Arayüzü……………………………</w:t>
+      </w:r>
+      <w:r>
+        <w:rPr>
+          <w:rFonts w:ascii="Times New Roman" w:hAnsi="Times New Roman" w:cs="Times New Roman"/>
+          <w:sz w:val="24"/>
+          <w:szCs w:val="24"/>
+        </w:rPr>
+        <w:t>..................</w:t>
+      </w:r>
+      <w:r>
+        <w:rPr>
+          <w:rFonts w:ascii="Times New Roman" w:hAnsi="Times New Roman" w:cs="Times New Roman"/>
+          <w:sz w:val="24"/>
+          <w:szCs w:val="24"/>
+        </w:rPr>
+        <w:t>...</w:t>
+      </w:r>
+      <w:r>
+        <w:rPr>
+          <w:rFonts w:ascii="Times New Roman" w:hAnsi="Times New Roman" w:cs="Times New Roman"/>
+          <w:sz w:val="24"/>
+          <w:szCs w:val="24"/>
+        </w:rPr>
+        <w:t>..</w:t>
+      </w:r>
+      <w:r>
+        <w:rPr>
+          <w:rFonts w:ascii="Times New Roman" w:hAnsi="Times New Roman" w:cs="Times New Roman"/>
+          <w:sz w:val="24"/>
+          <w:szCs w:val="24"/>
+        </w:rPr>
+        <w:t>....15</w:t>
+      </w:r>
+    </w:p>
+    <w:p>
+      <w:pPr>
+        <w:spacing w:after="0" w:line="360" w:lineRule="auto"/>
+        <w:jc w:val="both"/>
+        <w:rPr>
+          <w:rFonts w:ascii="Times New Roman" w:hAnsi="Times New Roman" w:cs="Times New Roman"/>
+          <w:sz w:val="24"/>
+          <w:szCs w:val="24"/>
+        </w:rPr>
+      </w:pPr>
+      <w:r>
+        <w:rPr>
+          <w:rFonts w:ascii="Times New Roman" w:hAnsi="Times New Roman" w:cs="Times New Roman"/>
+          <w:sz w:val="24"/>
+          <w:szCs w:val="24"/>
+        </w:rPr>
+        <w:t xml:space="preserve">Şekil </w:t>
+      </w:r>
+      <w:r>
+        <w:rPr>
+          <w:rFonts w:ascii="Times New Roman" w:hAnsi="Times New Roman" w:cs="Times New Roman"/>
+          <w:sz w:val="24"/>
+          <w:szCs w:val="24"/>
+        </w:rPr>
+        <w:t>6</w:t>
+      </w:r>
+      <w:r>
+        <w:rPr>
+          <w:rFonts w:ascii="Times New Roman" w:hAnsi="Times New Roman" w:cs="Times New Roman"/>
+          <w:sz w:val="24"/>
+          <w:szCs w:val="24"/>
+        </w:rPr>
+        <w:t>-</w:t>
+      </w:r>
+      <w:r>
+        <w:rPr>
+          <w:rFonts w:ascii="Times New Roman" w:hAnsi="Times New Roman" w:cs="Times New Roman"/>
+          <w:sz w:val="24"/>
+          <w:szCs w:val="24"/>
+        </w:rPr>
+        <w:t>İller İçin Listeleme Arayüzü………………….………………….……</w:t>
       </w:r>
       <w:r>
         <w:rPr>
@@ -3423,63 +3850,7 @@
           <w:sz w:val="24"/>
           <w:szCs w:val="24"/>
         </w:rPr>
-        <w:t>.</w:t>
-      </w:r>
-      <w:r>
-        <w:rPr>
-          <w:rFonts w:ascii="Times New Roman" w:hAnsi="Times New Roman" w:cs="Times New Roman"/>
-          <w:sz w:val="24"/>
-          <w:szCs w:val="24"/>
-        </w:rPr>
-        <w:t>......</w:t>
-      </w:r>
-      <w:r>
-        <w:rPr>
-          <w:rFonts w:ascii="Times New Roman" w:hAnsi="Times New Roman" w:cs="Times New Roman"/>
-          <w:sz w:val="24"/>
-          <w:szCs w:val="24"/>
-        </w:rPr>
-        <w:t>.</w:t>
-      </w:r>
-      <w:r>
-        <w:rPr>
-          <w:rFonts w:ascii="Times New Roman" w:hAnsi="Times New Roman" w:cs="Times New Roman"/>
-          <w:sz w:val="24"/>
-          <w:szCs w:val="24"/>
-        </w:rPr>
-        <w:t>...</w:t>
-      </w:r>
-      <w:r>
-        <w:rPr>
-          <w:rFonts w:ascii="Times New Roman" w:hAnsi="Times New Roman" w:cs="Times New Roman"/>
-          <w:sz w:val="24"/>
-          <w:szCs w:val="24"/>
-        </w:rPr>
-        <w:t>....</w:t>
-      </w:r>
-      <w:r>
-        <w:rPr>
-          <w:rFonts w:ascii="Times New Roman" w:hAnsi="Times New Roman" w:cs="Times New Roman"/>
-          <w:sz w:val="24"/>
-          <w:szCs w:val="24"/>
-        </w:rPr>
-        <w:t>....</w:t>
-      </w:r>
-      <w:r>
-        <w:rPr>
-          <w:rFonts w:ascii="Times New Roman" w:hAnsi="Times New Roman" w:cs="Times New Roman"/>
-          <w:sz w:val="24"/>
-          <w:szCs w:val="24"/>
-        </w:rPr>
-        <w:t>..</w:t>
-      </w:r>
-      <w:r>
-        <w:rPr>
-          <w:rFonts w:ascii="Times New Roman" w:hAnsi="Times New Roman" w:cs="Times New Roman"/>
-          <w:sz w:val="24"/>
-          <w:szCs w:val="24"/>
-        </w:rPr>
-        <w:t>10</w:t>
+        <w:t>....16</w:t>
       </w:r>
     </w:p>
     <w:p>
@@ -3506,7 +3877,7 @@
           <w:sz w:val="24"/>
           <w:szCs w:val="24"/>
         </w:rPr>
-        <w:t>2</w:t>
+        <w:t>7</w:t>
       </w:r>
       <w:r>
         <w:rPr>
@@ -3522,544 +3893,7 @@
           <w:sz w:val="24"/>
           <w:szCs w:val="24"/>
         </w:rPr>
-        <w:t>Sistem Mimarisi</w:t>
-      </w:r>
-      <w:r>
-        <w:rPr>
-          <w:rFonts w:ascii="Times New Roman" w:hAnsi="Times New Roman" w:cs="Times New Roman"/>
-          <w:sz w:val="24"/>
-          <w:szCs w:val="24"/>
-        </w:rPr>
-        <w:t xml:space="preserve"> ………</w:t>
-      </w:r>
-      <w:proofErr w:type="gramStart"/>
-      <w:r>
-        <w:rPr>
-          <w:rFonts w:ascii="Times New Roman" w:hAnsi="Times New Roman" w:cs="Times New Roman"/>
-          <w:sz w:val="24"/>
-          <w:szCs w:val="24"/>
-        </w:rPr>
-        <w:t>…….</w:t>
-      </w:r>
-      <w:proofErr w:type="gramEnd"/>
-      <w:r>
-        <w:rPr>
-          <w:rFonts w:ascii="Times New Roman" w:hAnsi="Times New Roman" w:cs="Times New Roman"/>
-          <w:sz w:val="24"/>
-          <w:szCs w:val="24"/>
-        </w:rPr>
-        <w:t>.…………</w:t>
-      </w:r>
-      <w:r>
-        <w:rPr>
-          <w:rFonts w:ascii="Times New Roman" w:hAnsi="Times New Roman" w:cs="Times New Roman"/>
-          <w:sz w:val="24"/>
-          <w:szCs w:val="24"/>
-        </w:rPr>
-        <w:t>…...</w:t>
-      </w:r>
-      <w:r>
-        <w:rPr>
-          <w:rFonts w:ascii="Times New Roman" w:hAnsi="Times New Roman" w:cs="Times New Roman"/>
-          <w:sz w:val="24"/>
-          <w:szCs w:val="24"/>
-        </w:rPr>
-        <w:t>…………</w:t>
-      </w:r>
-      <w:r>
-        <w:rPr>
-          <w:rFonts w:ascii="Times New Roman" w:hAnsi="Times New Roman" w:cs="Times New Roman"/>
-          <w:sz w:val="24"/>
-          <w:szCs w:val="24"/>
-        </w:rPr>
-        <w:t>...</w:t>
-      </w:r>
-      <w:r>
-        <w:rPr>
-          <w:rFonts w:ascii="Times New Roman" w:hAnsi="Times New Roman" w:cs="Times New Roman"/>
-          <w:sz w:val="24"/>
-          <w:szCs w:val="24"/>
-        </w:rPr>
-        <w:t>....................</w:t>
-      </w:r>
-      <w:r>
-        <w:rPr>
-          <w:rFonts w:ascii="Times New Roman" w:hAnsi="Times New Roman" w:cs="Times New Roman"/>
-          <w:sz w:val="24"/>
-          <w:szCs w:val="24"/>
-        </w:rPr>
-        <w:t>.</w:t>
-      </w:r>
-      <w:r>
-        <w:rPr>
-          <w:rFonts w:ascii="Times New Roman" w:hAnsi="Times New Roman" w:cs="Times New Roman"/>
-          <w:sz w:val="24"/>
-          <w:szCs w:val="24"/>
-        </w:rPr>
-        <w:t>.</w:t>
-      </w:r>
-      <w:r>
-        <w:rPr>
-          <w:rFonts w:ascii="Times New Roman" w:hAnsi="Times New Roman" w:cs="Times New Roman"/>
-          <w:sz w:val="24"/>
-          <w:szCs w:val="24"/>
-        </w:rPr>
-        <w:t>.</w:t>
-      </w:r>
-      <w:r>
-        <w:rPr>
-          <w:rFonts w:ascii="Times New Roman" w:hAnsi="Times New Roman" w:cs="Times New Roman"/>
-          <w:sz w:val="24"/>
-          <w:szCs w:val="24"/>
-        </w:rPr>
-        <w:t>........</w:t>
-      </w:r>
-      <w:r>
-        <w:rPr>
-          <w:rFonts w:ascii="Times New Roman" w:hAnsi="Times New Roman" w:cs="Times New Roman"/>
-          <w:sz w:val="24"/>
-          <w:szCs w:val="24"/>
-        </w:rPr>
-        <w:t>...</w:t>
-      </w:r>
-      <w:r>
-        <w:rPr>
-          <w:rFonts w:ascii="Times New Roman" w:hAnsi="Times New Roman" w:cs="Times New Roman"/>
-          <w:sz w:val="24"/>
-          <w:szCs w:val="24"/>
-        </w:rPr>
-        <w:t>.........</w:t>
-      </w:r>
-      <w:r>
-        <w:rPr>
-          <w:rFonts w:ascii="Times New Roman" w:hAnsi="Times New Roman" w:cs="Times New Roman"/>
-          <w:sz w:val="24"/>
-          <w:szCs w:val="24"/>
-        </w:rPr>
-        <w:t>1</w:t>
-      </w:r>
-      <w:r>
-        <w:rPr>
-          <w:rFonts w:ascii="Times New Roman" w:hAnsi="Times New Roman" w:cs="Times New Roman"/>
-          <w:sz w:val="24"/>
-          <w:szCs w:val="24"/>
-        </w:rPr>
-        <w:t>2</w:t>
-      </w:r>
-    </w:p>
-    <w:p>
-      <w:pPr>
-        <w:spacing w:after="0" w:line="360" w:lineRule="auto"/>
-        <w:jc w:val="both"/>
-        <w:rPr>
-          <w:rFonts w:ascii="Times New Roman" w:hAnsi="Times New Roman" w:cs="Times New Roman"/>
-          <w:sz w:val="24"/>
-          <w:szCs w:val="24"/>
-        </w:rPr>
-      </w:pPr>
-      <w:r>
-        <w:rPr>
-          <w:rFonts w:ascii="Times New Roman" w:hAnsi="Times New Roman" w:cs="Times New Roman"/>
-          <w:sz w:val="24"/>
-          <w:szCs w:val="24"/>
-        </w:rPr>
-        <w:t xml:space="preserve">Şekil </w:t>
-      </w:r>
-      <w:r>
-        <w:rPr>
-          <w:rFonts w:ascii="Times New Roman" w:hAnsi="Times New Roman" w:cs="Times New Roman"/>
-          <w:sz w:val="24"/>
-          <w:szCs w:val="24"/>
-        </w:rPr>
-        <w:t>3</w:t>
-      </w:r>
-      <w:r>
-        <w:rPr>
-          <w:rFonts w:ascii="Times New Roman" w:hAnsi="Times New Roman" w:cs="Times New Roman"/>
-          <w:sz w:val="24"/>
-          <w:szCs w:val="24"/>
-        </w:rPr>
-        <w:t>-</w:t>
-      </w:r>
-      <w:r>
-        <w:rPr>
-          <w:rFonts w:ascii="Times New Roman" w:hAnsi="Times New Roman" w:cs="Times New Roman"/>
-          <w:sz w:val="24"/>
-          <w:szCs w:val="24"/>
-        </w:rPr>
-        <w:t>Sınıf</w:t>
-      </w:r>
-      <w:r>
-        <w:rPr>
-          <w:rFonts w:ascii="Times New Roman" w:hAnsi="Times New Roman" w:cs="Times New Roman"/>
-          <w:sz w:val="24"/>
-          <w:szCs w:val="24"/>
-        </w:rPr>
-        <w:t xml:space="preserve"> Diyagramı………………………</w:t>
-      </w:r>
-      <w:proofErr w:type="gramStart"/>
-      <w:r>
-        <w:rPr>
-          <w:rFonts w:ascii="Times New Roman" w:hAnsi="Times New Roman" w:cs="Times New Roman"/>
-          <w:sz w:val="24"/>
-          <w:szCs w:val="24"/>
-        </w:rPr>
-        <w:t>…</w:t>
-      </w:r>
-      <w:r>
-        <w:rPr>
-          <w:rFonts w:ascii="Times New Roman" w:hAnsi="Times New Roman" w:cs="Times New Roman"/>
-          <w:sz w:val="24"/>
-          <w:szCs w:val="24"/>
-        </w:rPr>
-        <w:t>….</w:t>
-      </w:r>
-      <w:proofErr w:type="gramEnd"/>
-      <w:r>
-        <w:rPr>
-          <w:rFonts w:ascii="Times New Roman" w:hAnsi="Times New Roman" w:cs="Times New Roman"/>
-          <w:sz w:val="24"/>
-          <w:szCs w:val="24"/>
-        </w:rPr>
-        <w:t>…………………………</w:t>
-      </w:r>
-      <w:r>
-        <w:rPr>
-          <w:rFonts w:ascii="Times New Roman" w:hAnsi="Times New Roman" w:cs="Times New Roman"/>
-          <w:sz w:val="24"/>
-          <w:szCs w:val="24"/>
-        </w:rPr>
-        <w:t>....................</w:t>
-      </w:r>
-      <w:r>
-        <w:rPr>
-          <w:rFonts w:ascii="Times New Roman" w:hAnsi="Times New Roman" w:cs="Times New Roman"/>
-          <w:sz w:val="24"/>
-          <w:szCs w:val="24"/>
-        </w:rPr>
-        <w:t>....14</w:t>
-      </w:r>
-    </w:p>
-    <w:p>
-      <w:pPr>
-        <w:spacing w:after="0" w:line="360" w:lineRule="auto"/>
-        <w:jc w:val="both"/>
-        <w:rPr>
-          <w:rFonts w:ascii="Times New Roman" w:hAnsi="Times New Roman" w:cs="Times New Roman"/>
-          <w:sz w:val="24"/>
-          <w:szCs w:val="24"/>
-        </w:rPr>
-      </w:pPr>
-      <w:r>
-        <w:rPr>
-          <w:rFonts w:ascii="Times New Roman" w:hAnsi="Times New Roman" w:cs="Times New Roman"/>
-          <w:sz w:val="24"/>
-          <w:szCs w:val="24"/>
-        </w:rPr>
-        <w:t xml:space="preserve">Şekil </w:t>
-      </w:r>
-      <w:r>
-        <w:rPr>
-          <w:rFonts w:ascii="Times New Roman" w:hAnsi="Times New Roman" w:cs="Times New Roman"/>
-          <w:sz w:val="24"/>
-          <w:szCs w:val="24"/>
-        </w:rPr>
-        <w:t>4</w:t>
-      </w:r>
-      <w:r>
-        <w:rPr>
-          <w:rFonts w:ascii="Times New Roman" w:hAnsi="Times New Roman" w:cs="Times New Roman"/>
-          <w:sz w:val="24"/>
-          <w:szCs w:val="24"/>
-        </w:rPr>
-        <w:t>-</w:t>
-      </w:r>
-      <w:r>
-        <w:rPr>
-          <w:rFonts w:ascii="Times New Roman" w:hAnsi="Times New Roman" w:cs="Times New Roman"/>
-          <w:sz w:val="24"/>
-          <w:szCs w:val="24"/>
-        </w:rPr>
-        <w:t>Oy Girme Arayüzü……………………</w:t>
-      </w:r>
-      <w:proofErr w:type="gramStart"/>
-      <w:r>
-        <w:rPr>
-          <w:rFonts w:ascii="Times New Roman" w:hAnsi="Times New Roman" w:cs="Times New Roman"/>
-          <w:sz w:val="24"/>
-          <w:szCs w:val="24"/>
-        </w:rPr>
-        <w:t>…….</w:t>
-      </w:r>
-      <w:proofErr w:type="gramEnd"/>
-      <w:r>
-        <w:rPr>
-          <w:rFonts w:ascii="Times New Roman" w:hAnsi="Times New Roman" w:cs="Times New Roman"/>
-          <w:sz w:val="24"/>
-          <w:szCs w:val="24"/>
-        </w:rPr>
-        <w:t>…………………………</w:t>
-      </w:r>
-      <w:r>
-        <w:rPr>
-          <w:rFonts w:ascii="Times New Roman" w:hAnsi="Times New Roman" w:cs="Times New Roman"/>
-          <w:sz w:val="24"/>
-          <w:szCs w:val="24"/>
-        </w:rPr>
-        <w:t>....</w:t>
-      </w:r>
-      <w:r>
-        <w:rPr>
-          <w:rFonts w:ascii="Times New Roman" w:hAnsi="Times New Roman" w:cs="Times New Roman"/>
-          <w:sz w:val="24"/>
-          <w:szCs w:val="24"/>
-        </w:rPr>
-        <w:t>.</w:t>
-      </w:r>
-      <w:r>
-        <w:rPr>
-          <w:rFonts w:ascii="Times New Roman" w:hAnsi="Times New Roman" w:cs="Times New Roman"/>
-          <w:sz w:val="24"/>
-          <w:szCs w:val="24"/>
-        </w:rPr>
-        <w:t>...</w:t>
-      </w:r>
-      <w:r>
-        <w:rPr>
-          <w:rFonts w:ascii="Times New Roman" w:hAnsi="Times New Roman" w:cs="Times New Roman"/>
-          <w:sz w:val="24"/>
-          <w:szCs w:val="24"/>
-        </w:rPr>
-        <w:t>...</w:t>
-      </w:r>
-      <w:r>
-        <w:rPr>
-          <w:rFonts w:ascii="Times New Roman" w:hAnsi="Times New Roman" w:cs="Times New Roman"/>
-          <w:sz w:val="24"/>
-          <w:szCs w:val="24"/>
-        </w:rPr>
-        <w:t>........</w:t>
-      </w:r>
-      <w:r>
-        <w:rPr>
-          <w:rFonts w:ascii="Times New Roman" w:hAnsi="Times New Roman" w:cs="Times New Roman"/>
-          <w:sz w:val="24"/>
-          <w:szCs w:val="24"/>
-        </w:rPr>
-        <w:t>....15</w:t>
-      </w:r>
-    </w:p>
-    <w:p>
-      <w:pPr>
-        <w:spacing w:after="0" w:line="360" w:lineRule="auto"/>
-        <w:jc w:val="both"/>
-        <w:rPr>
-          <w:rFonts w:ascii="Times New Roman" w:hAnsi="Times New Roman" w:cs="Times New Roman"/>
-          <w:sz w:val="24"/>
-          <w:szCs w:val="24"/>
-        </w:rPr>
-      </w:pPr>
-      <w:r>
-        <w:rPr>
-          <w:rFonts w:ascii="Times New Roman" w:hAnsi="Times New Roman" w:cs="Times New Roman"/>
-          <w:sz w:val="24"/>
-          <w:szCs w:val="24"/>
-        </w:rPr>
-        <w:t xml:space="preserve">Şekil </w:t>
-      </w:r>
-      <w:r>
-        <w:rPr>
-          <w:rFonts w:ascii="Times New Roman" w:hAnsi="Times New Roman" w:cs="Times New Roman"/>
-          <w:sz w:val="24"/>
-          <w:szCs w:val="24"/>
-        </w:rPr>
-        <w:t>5</w:t>
-      </w:r>
-      <w:r>
-        <w:rPr>
-          <w:rFonts w:ascii="Times New Roman" w:hAnsi="Times New Roman" w:cs="Times New Roman"/>
-          <w:sz w:val="24"/>
-          <w:szCs w:val="24"/>
-        </w:rPr>
-        <w:t>-</w:t>
-      </w:r>
-      <w:r>
-        <w:rPr>
-          <w:rFonts w:ascii="Times New Roman" w:hAnsi="Times New Roman" w:cs="Times New Roman"/>
-          <w:sz w:val="24"/>
-          <w:szCs w:val="24"/>
-        </w:rPr>
-        <w:t>Milletvekili Kontenjanı Girme Arayüzü……………………………</w:t>
-      </w:r>
-      <w:r>
-        <w:rPr>
-          <w:rFonts w:ascii="Times New Roman" w:hAnsi="Times New Roman" w:cs="Times New Roman"/>
-          <w:sz w:val="24"/>
-          <w:szCs w:val="24"/>
-        </w:rPr>
-        <w:t>..................</w:t>
-      </w:r>
-      <w:r>
-        <w:rPr>
-          <w:rFonts w:ascii="Times New Roman" w:hAnsi="Times New Roman" w:cs="Times New Roman"/>
-          <w:sz w:val="24"/>
-          <w:szCs w:val="24"/>
-        </w:rPr>
-        <w:t>...</w:t>
-      </w:r>
-      <w:r>
-        <w:rPr>
-          <w:rFonts w:ascii="Times New Roman" w:hAnsi="Times New Roman" w:cs="Times New Roman"/>
-          <w:sz w:val="24"/>
-          <w:szCs w:val="24"/>
-        </w:rPr>
-        <w:t>..</w:t>
-      </w:r>
-      <w:r>
-        <w:rPr>
-          <w:rFonts w:ascii="Times New Roman" w:hAnsi="Times New Roman" w:cs="Times New Roman"/>
-          <w:sz w:val="24"/>
-          <w:szCs w:val="24"/>
-        </w:rPr>
-        <w:t>....15</w:t>
-      </w:r>
-    </w:p>
-    <w:p>
-      <w:pPr>
-        <w:spacing w:after="0" w:line="360" w:lineRule="auto"/>
-        <w:jc w:val="both"/>
-        <w:rPr>
-          <w:rFonts w:ascii="Times New Roman" w:hAnsi="Times New Roman" w:cs="Times New Roman"/>
-          <w:sz w:val="24"/>
-          <w:szCs w:val="24"/>
-        </w:rPr>
-      </w:pPr>
-      <w:r>
-        <w:rPr>
-          <w:rFonts w:ascii="Times New Roman" w:hAnsi="Times New Roman" w:cs="Times New Roman"/>
-          <w:sz w:val="24"/>
-          <w:szCs w:val="24"/>
-        </w:rPr>
-        <w:t xml:space="preserve">Şekil </w:t>
-      </w:r>
-      <w:r>
-        <w:rPr>
-          <w:rFonts w:ascii="Times New Roman" w:hAnsi="Times New Roman" w:cs="Times New Roman"/>
-          <w:sz w:val="24"/>
-          <w:szCs w:val="24"/>
-        </w:rPr>
-        <w:t>6</w:t>
-      </w:r>
-      <w:r>
-        <w:rPr>
-          <w:rFonts w:ascii="Times New Roman" w:hAnsi="Times New Roman" w:cs="Times New Roman"/>
-          <w:sz w:val="24"/>
-          <w:szCs w:val="24"/>
-        </w:rPr>
-        <w:t>-</w:t>
-      </w:r>
-      <w:r>
-        <w:rPr>
-          <w:rFonts w:ascii="Times New Roman" w:hAnsi="Times New Roman" w:cs="Times New Roman"/>
-          <w:sz w:val="24"/>
-          <w:szCs w:val="24"/>
-        </w:rPr>
-        <w:t>İller İçin Listeleme Arayüzü……………</w:t>
-      </w:r>
-      <w:proofErr w:type="gramStart"/>
-      <w:r>
-        <w:rPr>
-          <w:rFonts w:ascii="Times New Roman" w:hAnsi="Times New Roman" w:cs="Times New Roman"/>
-          <w:sz w:val="24"/>
-          <w:szCs w:val="24"/>
-        </w:rPr>
-        <w:t>…….</w:t>
-      </w:r>
-      <w:proofErr w:type="gramEnd"/>
-      <w:r>
-        <w:rPr>
-          <w:rFonts w:ascii="Times New Roman" w:hAnsi="Times New Roman" w:cs="Times New Roman"/>
-          <w:sz w:val="24"/>
-          <w:szCs w:val="24"/>
-        </w:rPr>
-        <w:t>………………….……</w:t>
-      </w:r>
-      <w:r>
-        <w:rPr>
-          <w:rFonts w:ascii="Times New Roman" w:hAnsi="Times New Roman" w:cs="Times New Roman"/>
-          <w:sz w:val="24"/>
-          <w:szCs w:val="24"/>
-        </w:rPr>
-        <w:t>....................</w:t>
-      </w:r>
-      <w:r>
-        <w:rPr>
-          <w:rFonts w:ascii="Times New Roman" w:hAnsi="Times New Roman" w:cs="Times New Roman"/>
-          <w:sz w:val="24"/>
-          <w:szCs w:val="24"/>
-        </w:rPr>
-        <w:t>....16</w:t>
-      </w:r>
-    </w:p>
-    <w:p>
-      <w:pPr>
-        <w:spacing w:after="0" w:line="360" w:lineRule="auto"/>
-        <w:jc w:val="both"/>
-        <w:rPr>
-          <w:rFonts w:ascii="Times New Roman" w:hAnsi="Times New Roman" w:cs="Times New Roman"/>
-          <w:sz w:val="24"/>
-          <w:szCs w:val="24"/>
-        </w:rPr>
-      </w:pPr>
-      <w:r>
-        <w:rPr>
-          <w:rFonts w:ascii="Times New Roman" w:hAnsi="Times New Roman" w:cs="Times New Roman"/>
-          <w:sz w:val="24"/>
-          <w:szCs w:val="24"/>
-        </w:rPr>
-        <w:t xml:space="preserve">Şekil </w:t>
-      </w:r>
-      <w:r>
-        <w:rPr>
-          <w:rFonts w:ascii="Times New Roman" w:hAnsi="Times New Roman" w:cs="Times New Roman"/>
-          <w:sz w:val="24"/>
-          <w:szCs w:val="24"/>
-        </w:rPr>
-        <w:t>7</w:t>
-      </w:r>
-      <w:r>
-        <w:rPr>
-          <w:rFonts w:ascii="Times New Roman" w:hAnsi="Times New Roman" w:cs="Times New Roman"/>
-          <w:sz w:val="24"/>
-          <w:szCs w:val="24"/>
-        </w:rPr>
-        <w:t>-</w:t>
-      </w:r>
-      <w:r>
-        <w:rPr>
-          <w:rFonts w:ascii="Times New Roman" w:hAnsi="Times New Roman" w:cs="Times New Roman"/>
-          <w:sz w:val="24"/>
-          <w:szCs w:val="24"/>
-        </w:rPr>
-        <w:t>Ülke Geneli Listeleme Arayüzü………</w:t>
-      </w:r>
-      <w:proofErr w:type="gramStart"/>
-      <w:r>
-        <w:rPr>
-          <w:rFonts w:ascii="Times New Roman" w:hAnsi="Times New Roman" w:cs="Times New Roman"/>
-          <w:sz w:val="24"/>
-          <w:szCs w:val="24"/>
-        </w:rPr>
-        <w:t>…….</w:t>
-      </w:r>
-      <w:proofErr w:type="gramEnd"/>
-      <w:r>
-        <w:rPr>
-          <w:rFonts w:ascii="Times New Roman" w:hAnsi="Times New Roman" w:cs="Times New Roman"/>
-          <w:sz w:val="24"/>
-          <w:szCs w:val="24"/>
-        </w:rPr>
-        <w:t>…</w:t>
+        <w:t>Ülke Geneli Listeleme Arayüzü…………….…</w:t>
       </w:r>
       <w:r>
         <w:rPr>
@@ -4194,9 +4028,139 @@
           <w:sz w:val="24"/>
           <w:szCs w:val="24"/>
         </w:rPr>
-        <w:t xml:space="preserve"> ………</w:t>
-      </w:r>
-      <w:proofErr w:type="gramStart"/>
+        <w:t xml:space="preserve"> …………</w:t>
+      </w:r>
+      <w:r>
+        <w:rPr>
+          <w:rFonts w:ascii="Times New Roman" w:hAnsi="Times New Roman" w:cs="Times New Roman"/>
+          <w:sz w:val="24"/>
+          <w:szCs w:val="24"/>
+        </w:rPr>
+        <w:t>….</w:t>
+      </w:r>
+      <w:r>
+        <w:rPr>
+          <w:rFonts w:ascii="Times New Roman" w:hAnsi="Times New Roman" w:cs="Times New Roman"/>
+          <w:sz w:val="24"/>
+          <w:szCs w:val="24"/>
+        </w:rPr>
+        <w:t>……………………</w:t>
+      </w:r>
+      <w:r>
+        <w:rPr>
+          <w:rFonts w:ascii="Times New Roman" w:hAnsi="Times New Roman" w:cs="Times New Roman"/>
+          <w:sz w:val="24"/>
+          <w:szCs w:val="24"/>
+        </w:rPr>
+        <w:t>..</w:t>
+      </w:r>
+      <w:r>
+        <w:rPr>
+          <w:rFonts w:ascii="Times New Roman" w:hAnsi="Times New Roman" w:cs="Times New Roman"/>
+          <w:sz w:val="24"/>
+          <w:szCs w:val="24"/>
+        </w:rPr>
+        <w:t>.</w:t>
+      </w:r>
+      <w:r>
+        <w:rPr>
+          <w:rFonts w:ascii="Times New Roman" w:hAnsi="Times New Roman" w:cs="Times New Roman"/>
+          <w:sz w:val="24"/>
+          <w:szCs w:val="24"/>
+        </w:rPr>
+        <w:t>............</w:t>
+      </w:r>
+      <w:r>
+        <w:rPr>
+          <w:rFonts w:ascii="Times New Roman" w:hAnsi="Times New Roman" w:cs="Times New Roman"/>
+          <w:sz w:val="24"/>
+          <w:szCs w:val="24"/>
+        </w:rPr>
+        <w:t>....................</w:t>
+      </w:r>
+      <w:r>
+        <w:rPr>
+          <w:rFonts w:ascii="Times New Roman" w:hAnsi="Times New Roman" w:cs="Times New Roman"/>
+          <w:sz w:val="24"/>
+          <w:szCs w:val="24"/>
+        </w:rPr>
+        <w:t>........</w:t>
+      </w:r>
+      <w:r>
+        <w:rPr>
+          <w:rFonts w:ascii="Times New Roman" w:hAnsi="Times New Roman" w:cs="Times New Roman"/>
+          <w:sz w:val="24"/>
+          <w:szCs w:val="24"/>
+        </w:rPr>
+        <w:t>.</w:t>
+      </w:r>
+      <w:r>
+        <w:rPr>
+          <w:rFonts w:ascii="Times New Roman" w:hAnsi="Times New Roman" w:cs="Times New Roman"/>
+          <w:sz w:val="24"/>
+          <w:szCs w:val="24"/>
+        </w:rPr>
+        <w:t>................</w:t>
+      </w:r>
+      <w:r>
+        <w:rPr>
+          <w:rFonts w:ascii="Times New Roman" w:hAnsi="Times New Roman" w:cs="Times New Roman"/>
+          <w:sz w:val="24"/>
+          <w:szCs w:val="24"/>
+        </w:rPr>
+        <w:t>8</w:t>
+      </w:r>
+    </w:p>
+    <w:p>
+      <w:pPr>
+        <w:spacing w:after="0" w:line="360" w:lineRule="auto"/>
+        <w:jc w:val="both"/>
+        <w:rPr>
+          <w:rFonts w:ascii="Times New Roman" w:hAnsi="Times New Roman" w:cs="Times New Roman"/>
+          <w:sz w:val="24"/>
+          <w:szCs w:val="24"/>
+        </w:rPr>
+      </w:pPr>
+      <w:r>
+        <w:rPr>
+          <w:rFonts w:ascii="Times New Roman" w:hAnsi="Times New Roman" w:cs="Times New Roman"/>
+          <w:sz w:val="24"/>
+          <w:szCs w:val="24"/>
+        </w:rPr>
+        <w:t>Tablo</w:t>
+      </w:r>
+      <w:r>
+        <w:rPr>
+          <w:rFonts w:ascii="Times New Roman" w:hAnsi="Times New Roman" w:cs="Times New Roman"/>
+          <w:sz w:val="24"/>
+          <w:szCs w:val="24"/>
+        </w:rPr>
+        <w:t xml:space="preserve"> </w:t>
+      </w:r>
+      <w:r>
+        <w:rPr>
+          <w:rFonts w:ascii="Times New Roman" w:hAnsi="Times New Roman" w:cs="Times New Roman"/>
+          <w:sz w:val="24"/>
+          <w:szCs w:val="24"/>
+        </w:rPr>
+        <w:t>2</w:t>
+      </w:r>
+      <w:r>
+        <w:rPr>
+          <w:rFonts w:ascii="Times New Roman" w:hAnsi="Times New Roman" w:cs="Times New Roman"/>
+          <w:sz w:val="24"/>
+          <w:szCs w:val="24"/>
+        </w:rPr>
+        <w:t>-</w:t>
+      </w:r>
+      <w:r>
+        <w:rPr>
+          <w:rFonts w:ascii="Times New Roman" w:hAnsi="Times New Roman" w:cs="Times New Roman"/>
+          <w:sz w:val="24"/>
+          <w:szCs w:val="24"/>
+        </w:rPr>
+        <w:t>Gantt Çizelgesi</w:t>
+      </w:r>
       <w:r>
         <w:rPr>
           <w:rFonts w:ascii="Times New Roman" w:hAnsi="Times New Roman" w:cs="Times New Roman"/>
@@ -4211,24 +4175,7 @@
           <w:sz w:val="24"/>
           <w:szCs w:val="24"/>
         </w:rPr>
-        <w:t>….</w:t>
-      </w:r>
-      <w:proofErr w:type="gramEnd"/>
-      <w:r>
-        <w:rPr>
-          <w:rFonts w:ascii="Times New Roman" w:hAnsi="Times New Roman" w:cs="Times New Roman"/>
-          <w:sz w:val="24"/>
-          <w:szCs w:val="24"/>
-        </w:rPr>
-        <w:t>……………………</w:t>
-      </w:r>
-      <w:r>
-        <w:rPr>
-          <w:rFonts w:ascii="Times New Roman" w:hAnsi="Times New Roman" w:cs="Times New Roman"/>
-          <w:sz w:val="24"/>
-          <w:szCs w:val="24"/>
-        </w:rPr>
-        <w:t>..</w:t>
+        <w:t>...</w:t>
       </w:r>
       <w:r>
         <w:rPr>
@@ -4238,131 +4185,6 @@
         </w:rPr>
         <w:t>.</w:t>
       </w:r>
-      <w:r>
-        <w:rPr>
-          <w:rFonts w:ascii="Times New Roman" w:hAnsi="Times New Roman" w:cs="Times New Roman"/>
-          <w:sz w:val="24"/>
-          <w:szCs w:val="24"/>
-        </w:rPr>
-        <w:t>............</w:t>
-      </w:r>
-      <w:r>
-        <w:rPr>
-          <w:rFonts w:ascii="Times New Roman" w:hAnsi="Times New Roman" w:cs="Times New Roman"/>
-          <w:sz w:val="24"/>
-          <w:szCs w:val="24"/>
-        </w:rPr>
-        <w:t>....................</w:t>
-      </w:r>
-      <w:r>
-        <w:rPr>
-          <w:rFonts w:ascii="Times New Roman" w:hAnsi="Times New Roman" w:cs="Times New Roman"/>
-          <w:sz w:val="24"/>
-          <w:szCs w:val="24"/>
-        </w:rPr>
-        <w:t>........</w:t>
-      </w:r>
-      <w:r>
-        <w:rPr>
-          <w:rFonts w:ascii="Times New Roman" w:hAnsi="Times New Roman" w:cs="Times New Roman"/>
-          <w:sz w:val="24"/>
-          <w:szCs w:val="24"/>
-        </w:rPr>
-        <w:t>.</w:t>
-      </w:r>
-      <w:r>
-        <w:rPr>
-          <w:rFonts w:ascii="Times New Roman" w:hAnsi="Times New Roman" w:cs="Times New Roman"/>
-          <w:sz w:val="24"/>
-          <w:szCs w:val="24"/>
-        </w:rPr>
-        <w:t>................</w:t>
-      </w:r>
-      <w:r>
-        <w:rPr>
-          <w:rFonts w:ascii="Times New Roman" w:hAnsi="Times New Roman" w:cs="Times New Roman"/>
-          <w:sz w:val="24"/>
-          <w:szCs w:val="24"/>
-        </w:rPr>
-        <w:t>8</w:t>
-      </w:r>
-    </w:p>
-    <w:p>
-      <w:pPr>
-        <w:spacing w:after="0" w:line="360" w:lineRule="auto"/>
-        <w:jc w:val="both"/>
-        <w:rPr>
-          <w:rFonts w:ascii="Times New Roman" w:hAnsi="Times New Roman" w:cs="Times New Roman"/>
-          <w:sz w:val="24"/>
-          <w:szCs w:val="24"/>
-        </w:rPr>
-      </w:pPr>
-      <w:r>
-        <w:rPr>
-          <w:rFonts w:ascii="Times New Roman" w:hAnsi="Times New Roman" w:cs="Times New Roman"/>
-          <w:sz w:val="24"/>
-          <w:szCs w:val="24"/>
-        </w:rPr>
-        <w:t>Tablo</w:t>
-      </w:r>
-      <w:r>
-        <w:rPr>
-          <w:rFonts w:ascii="Times New Roman" w:hAnsi="Times New Roman" w:cs="Times New Roman"/>
-          <w:sz w:val="24"/>
-          <w:szCs w:val="24"/>
-        </w:rPr>
-        <w:t xml:space="preserve"> </w:t>
-      </w:r>
-      <w:r>
-        <w:rPr>
-          <w:rFonts w:ascii="Times New Roman" w:hAnsi="Times New Roman" w:cs="Times New Roman"/>
-          <w:sz w:val="24"/>
-          <w:szCs w:val="24"/>
-        </w:rPr>
-        <w:t>2</w:t>
-      </w:r>
-      <w:r>
-        <w:rPr>
-          <w:rFonts w:ascii="Times New Roman" w:hAnsi="Times New Roman" w:cs="Times New Roman"/>
-          <w:sz w:val="24"/>
-          <w:szCs w:val="24"/>
-        </w:rPr>
-        <w:t>-</w:t>
-      </w:r>
-      <w:r>
-        <w:rPr>
-          <w:rFonts w:ascii="Times New Roman" w:hAnsi="Times New Roman" w:cs="Times New Roman"/>
-          <w:sz w:val="24"/>
-          <w:szCs w:val="24"/>
-        </w:rPr>
-        <w:t>Gantt Çizelgesi</w:t>
-      </w:r>
-      <w:proofErr w:type="gramStart"/>
-      <w:r>
-        <w:rPr>
-          <w:rFonts w:ascii="Times New Roman" w:hAnsi="Times New Roman" w:cs="Times New Roman"/>
-          <w:sz w:val="24"/>
-          <w:szCs w:val="24"/>
-        </w:rPr>
-        <w:t>…</w:t>
-      </w:r>
-      <w:r>
-        <w:rPr>
-          <w:rFonts w:ascii="Times New Roman" w:hAnsi="Times New Roman" w:cs="Times New Roman"/>
-          <w:sz w:val="24"/>
-          <w:szCs w:val="24"/>
-        </w:rPr>
-        <w:t>...</w:t>
-      </w:r>
-      <w:r>
-        <w:rPr>
-          <w:rFonts w:ascii="Times New Roman" w:hAnsi="Times New Roman" w:cs="Times New Roman"/>
-          <w:sz w:val="24"/>
-          <w:szCs w:val="24"/>
-        </w:rPr>
-        <w:t>.</w:t>
-      </w:r>
-      <w:proofErr w:type="gramEnd"/>
       <w:r>
         <w:rPr>
           <w:rFonts w:ascii="Times New Roman" w:hAnsi="Times New Roman" w:cs="Times New Roman"/>
@@ -4770,23 +4592,13 @@
           <w:szCs w:val="24"/>
         </w:rPr>
       </w:pPr>
-      <w:proofErr w:type="gramStart"/>
-      <w:r>
-        <w:rPr>
-          <w:rFonts w:ascii="Times New Roman" w:hAnsi="Times New Roman" w:cs="Times New Roman"/>
-          <w:sz w:val="24"/>
-          <w:szCs w:val="24"/>
-        </w:rPr>
-        <w:t>şu</w:t>
-      </w:r>
-      <w:proofErr w:type="gramEnd"/>
-      <w:r>
-        <w:rPr>
-          <w:rFonts w:ascii="Times New Roman" w:hAnsi="Times New Roman" w:cs="Times New Roman"/>
-          <w:sz w:val="24"/>
-          <w:szCs w:val="24"/>
-        </w:rPr>
-        <w:t xml:space="preserve"> bilgileri sunmaktadır:</w:t>
+      <w:r>
+        <w:rPr>
+          <w:rFonts w:ascii="Times New Roman" w:hAnsi="Times New Roman" w:cs="Times New Roman"/>
+          <w:sz w:val="24"/>
+          <w:szCs w:val="24"/>
+        </w:rPr>
+        <w:t>şu bilgileri sunmaktadır:</w:t>
       </w:r>
     </w:p>
     <w:p>
@@ -5424,25 +5236,7 @@
           <w:sz w:val="24"/>
           <w:szCs w:val="24"/>
         </w:rPr>
-        <w:t xml:space="preserve">Simülasyon çalışırken tepki süresi </w:t>
-      </w:r>
-      <w:proofErr w:type="gramStart"/>
-      <w:r>
-        <w:rPr>
-          <w:rFonts w:ascii="Times New Roman" w:hAnsi="Times New Roman" w:cs="Times New Roman"/>
-          <w:sz w:val="24"/>
-          <w:szCs w:val="24"/>
-        </w:rPr>
-        <w:t>1.5</w:t>
-      </w:r>
-      <w:proofErr w:type="gramEnd"/>
-      <w:r>
-        <w:rPr>
-          <w:rFonts w:ascii="Times New Roman" w:hAnsi="Times New Roman" w:cs="Times New Roman"/>
-          <w:sz w:val="24"/>
-          <w:szCs w:val="24"/>
-        </w:rPr>
-        <w:t xml:space="preserve"> saniyeyi geçmeyecek.</w:t>
+        <w:t>Simülasyon çalışırken tepki süresi 1.5 saniyeyi geçmeyecek.</w:t>
       </w:r>
     </w:p>
     <w:p>
@@ -5573,13 +5367,8 @@
         <w:ind w:left="709" w:hanging="709"/>
       </w:pPr>
       <w:bookmarkStart w:id="14" w:name="_Toc91466004"/>
-      <w:proofErr w:type="spellStart"/>
-      <w:r>
-        <w:t>Use-Case’ler</w:t>
-      </w:r>
-      <w:proofErr w:type="spellEnd"/>
-      <w:r>
-        <w:t xml:space="preserve"> ve Aktörler</w:t>
+      <w:r>
+        <w:t>Use-Case’ler ve Aktörler</w:t>
       </w:r>
       <w:bookmarkEnd w:id="14"/>
     </w:p>
@@ -5593,7 +5382,6 @@
           <w:szCs w:val="24"/>
         </w:rPr>
       </w:pPr>
-      <w:proofErr w:type="spellStart"/>
       <w:r>
         <w:rPr>
           <w:rFonts w:ascii="Times New Roman" w:hAnsi="Times New Roman" w:cs="Times New Roman"/>
@@ -5618,7 +5406,6 @@
         </w:rPr>
         <w:t>ase’ler</w:t>
       </w:r>
-      <w:proofErr w:type="spellEnd"/>
       <w:r>
         <w:rPr>
           <w:rFonts w:ascii="Times New Roman" w:hAnsi="Times New Roman" w:cs="Times New Roman"/>
@@ -5817,13 +5604,8 @@
         <w:ind w:left="709" w:hanging="709"/>
       </w:pPr>
       <w:bookmarkStart w:id="15" w:name="_Toc91466005"/>
-      <w:proofErr w:type="spellStart"/>
-      <w:r>
-        <w:t>Use-Case’lerin</w:t>
-      </w:r>
-      <w:proofErr w:type="spellEnd"/>
-      <w:r>
-        <w:t xml:space="preserve"> Kısa Tanımları</w:t>
+      <w:r>
+        <w:t>Use-Case’lerin Kısa Tanımları</w:t>
       </w:r>
       <w:bookmarkEnd w:id="15"/>
     </w:p>
@@ -5833,39 +5615,82 @@
           <w:b/>
           <w:bCs/>
         </w:rPr>
-        <w:t xml:space="preserve">Simülasyon Başlat </w:t>
-      </w:r>
-      <w:proofErr w:type="spellStart"/>
-      <w:r>
-        <w:rPr>
+        <w:t>Simülasyon Başlat Use-Case’i:</w:t>
+      </w:r>
+      <w:r>
+        <w:t xml:space="preserve"> Kullanıcının uygulamayı başlatma işlemi.</w:t>
+      </w:r>
+    </w:p>
+    <w:p/>
+    <w:p>
+      <w:pPr>
+        <w:spacing w:after="0" w:line="360" w:lineRule="auto"/>
+        <w:jc w:val="both"/>
+        <w:rPr>
+          <w:rFonts w:ascii="Times New Roman" w:hAnsi="Times New Roman" w:cs="Times New Roman"/>
+          <w:sz w:val="24"/>
+          <w:szCs w:val="24"/>
+        </w:rPr>
+      </w:pPr>
+      <w:r>
+        <w:rPr>
+          <w:rFonts w:ascii="Times New Roman" w:hAnsi="Times New Roman" w:cs="Times New Roman"/>
           <w:b/>
           <w:bCs/>
-        </w:rPr>
-        <w:t>Use-Case’i</w:t>
-      </w:r>
-      <w:proofErr w:type="spellEnd"/>
-      <w:r>
-        <w:rPr>
+          <w:sz w:val="24"/>
+          <w:szCs w:val="24"/>
+        </w:rPr>
+        <w:lastRenderedPageBreak/>
+        <w:t>Oy Girme Use-Case’i:</w:t>
+      </w:r>
+      <w:r>
+        <w:rPr>
+          <w:rFonts w:ascii="Times New Roman" w:hAnsi="Times New Roman" w:cs="Times New Roman"/>
+          <w:sz w:val="24"/>
+          <w:szCs w:val="24"/>
+        </w:rPr>
+        <w:t xml:space="preserve"> Kullanıcıdan oy girdisi alarak bu girdiyi il dizisine yerleştirir</w:t>
+      </w:r>
+      <w:r>
+        <w:rPr>
+          <w:rFonts w:ascii="Times New Roman" w:hAnsi="Times New Roman" w:cs="Times New Roman"/>
+          <w:sz w:val="24"/>
+          <w:szCs w:val="24"/>
+        </w:rPr>
+        <w:t>.</w:t>
+      </w:r>
+    </w:p>
+    <w:p>
+      <w:pPr>
+        <w:spacing w:after="0" w:line="360" w:lineRule="auto"/>
+        <w:jc w:val="both"/>
+        <w:rPr>
+          <w:rFonts w:ascii="Times New Roman" w:hAnsi="Times New Roman" w:cs="Times New Roman"/>
+          <w:sz w:val="24"/>
+          <w:szCs w:val="24"/>
+        </w:rPr>
+      </w:pPr>
+    </w:p>
+    <w:p>
+      <w:pPr>
+        <w:spacing w:after="0" w:line="360" w:lineRule="auto"/>
+        <w:jc w:val="both"/>
+        <w:rPr>
+          <w:rFonts w:ascii="Times New Roman" w:hAnsi="Times New Roman" w:cs="Times New Roman"/>
+          <w:sz w:val="24"/>
+          <w:szCs w:val="24"/>
+        </w:rPr>
+      </w:pPr>
+      <w:r>
+        <w:rPr>
+          <w:rFonts w:ascii="Times New Roman" w:hAnsi="Times New Roman" w:cs="Times New Roman"/>
           <w:b/>
           <w:bCs/>
-        </w:rPr>
-        <w:t>:</w:t>
-      </w:r>
-      <w:r>
-        <w:t xml:space="preserve"> Kullanıcının uygulamayı başlatma işlemi.</w:t>
-      </w:r>
-    </w:p>
-    <w:p/>
-    <w:p>
-      <w:pPr>
-        <w:spacing w:after="0" w:line="360" w:lineRule="auto"/>
-        <w:jc w:val="both"/>
-        <w:rPr>
-          <w:rFonts w:ascii="Times New Roman" w:hAnsi="Times New Roman" w:cs="Times New Roman"/>
-          <w:sz w:val="24"/>
-          <w:szCs w:val="24"/>
-        </w:rPr>
-      </w:pPr>
+          <w:sz w:val="24"/>
+          <w:szCs w:val="24"/>
+        </w:rPr>
+        <w:t>Milletvekili Atama Use-Case’i</w:t>
+      </w:r>
       <w:r>
         <w:rPr>
           <w:rFonts w:ascii="Times New Roman" w:hAnsi="Times New Roman" w:cs="Times New Roman"/>
@@ -5874,10 +5699,38 @@
           <w:sz w:val="24"/>
           <w:szCs w:val="24"/>
         </w:rPr>
-        <w:lastRenderedPageBreak/>
-        <w:t xml:space="preserve">Oy Girme </w:t>
-      </w:r>
-      <w:proofErr w:type="spellStart"/>
+        <w:t>:</w:t>
+      </w:r>
+      <w:r>
+        <w:rPr>
+          <w:rFonts w:ascii="Times New Roman" w:hAnsi="Times New Roman" w:cs="Times New Roman"/>
+          <w:sz w:val="24"/>
+          <w:szCs w:val="24"/>
+        </w:rPr>
+        <w:t xml:space="preserve"> Kullanıcıdan ilin milletvekili kontenjanını alarak partilerin oy sayılarına göre atama işlemi yapar.</w:t>
+      </w:r>
+    </w:p>
+    <w:p>
+      <w:pPr>
+        <w:spacing w:after="0" w:line="360" w:lineRule="auto"/>
+        <w:jc w:val="both"/>
+        <w:rPr>
+          <w:rFonts w:ascii="Times New Roman" w:hAnsi="Times New Roman" w:cs="Times New Roman"/>
+          <w:sz w:val="24"/>
+          <w:szCs w:val="24"/>
+        </w:rPr>
+      </w:pPr>
+    </w:p>
+    <w:p>
+      <w:pPr>
+        <w:spacing w:after="0" w:line="360" w:lineRule="auto"/>
+        <w:jc w:val="both"/>
+        <w:rPr>
+          <w:rFonts w:ascii="Times New Roman" w:hAnsi="Times New Roman" w:cs="Times New Roman"/>
+          <w:sz w:val="24"/>
+          <w:szCs w:val="24"/>
+        </w:rPr>
+      </w:pPr>
       <w:r>
         <w:rPr>
           <w:rFonts w:ascii="Times New Roman" w:hAnsi="Times New Roman" w:cs="Times New Roman"/>
@@ -5886,9 +5739,38 @@
           <w:sz w:val="24"/>
           <w:szCs w:val="24"/>
         </w:rPr>
-        <w:t>Use-Case’i</w:t>
-      </w:r>
-      <w:proofErr w:type="spellEnd"/>
+        <w:t>İl Verilerini Listeleme Use-Case’i:</w:t>
+      </w:r>
+      <w:r>
+        <w:rPr>
+          <w:rFonts w:ascii="Times New Roman" w:hAnsi="Times New Roman" w:cs="Times New Roman"/>
+          <w:sz w:val="24"/>
+          <w:szCs w:val="24"/>
+        </w:rPr>
+        <w:t xml:space="preserve"> İl dizilerinin sahip olduğu verileri listeler.</w:t>
+      </w:r>
+    </w:p>
+    <w:p>
+      <w:pPr>
+        <w:spacing w:after="0" w:line="360" w:lineRule="auto"/>
+        <w:jc w:val="both"/>
+        <w:rPr>
+          <w:rFonts w:ascii="Times New Roman" w:hAnsi="Times New Roman" w:cs="Times New Roman"/>
+          <w:sz w:val="24"/>
+          <w:szCs w:val="24"/>
+        </w:rPr>
+      </w:pPr>
+    </w:p>
+    <w:p>
+      <w:pPr>
+        <w:spacing w:after="0" w:line="360" w:lineRule="auto"/>
+        <w:jc w:val="both"/>
+        <w:rPr>
+          <w:rFonts w:ascii="Times New Roman" w:hAnsi="Times New Roman" w:cs="Times New Roman"/>
+          <w:sz w:val="24"/>
+          <w:szCs w:val="24"/>
+        </w:rPr>
+      </w:pPr>
       <w:r>
         <w:rPr>
           <w:rFonts w:ascii="Times New Roman" w:hAnsi="Times New Roman" w:cs="Times New Roman"/>
@@ -5897,178 +5779,6 @@
           <w:sz w:val="24"/>
           <w:szCs w:val="24"/>
         </w:rPr>
-        <w:t>:</w:t>
-      </w:r>
-      <w:r>
-        <w:rPr>
-          <w:rFonts w:ascii="Times New Roman" w:hAnsi="Times New Roman" w:cs="Times New Roman"/>
-          <w:sz w:val="24"/>
-          <w:szCs w:val="24"/>
-        </w:rPr>
-        <w:t xml:space="preserve"> Kullanıcıdan oy girdisi alarak bu girdiyi il dizisine yerleştirir</w:t>
-      </w:r>
-      <w:r>
-        <w:rPr>
-          <w:rFonts w:ascii="Times New Roman" w:hAnsi="Times New Roman" w:cs="Times New Roman"/>
-          <w:sz w:val="24"/>
-          <w:szCs w:val="24"/>
-        </w:rPr>
-        <w:t>.</w:t>
-      </w:r>
-    </w:p>
-    <w:p>
-      <w:pPr>
-        <w:spacing w:after="0" w:line="360" w:lineRule="auto"/>
-        <w:jc w:val="both"/>
-        <w:rPr>
-          <w:rFonts w:ascii="Times New Roman" w:hAnsi="Times New Roman" w:cs="Times New Roman"/>
-          <w:sz w:val="24"/>
-          <w:szCs w:val="24"/>
-        </w:rPr>
-      </w:pPr>
-    </w:p>
-    <w:p>
-      <w:pPr>
-        <w:spacing w:after="0" w:line="360" w:lineRule="auto"/>
-        <w:jc w:val="both"/>
-        <w:rPr>
-          <w:rFonts w:ascii="Times New Roman" w:hAnsi="Times New Roman" w:cs="Times New Roman"/>
-          <w:sz w:val="24"/>
-          <w:szCs w:val="24"/>
-        </w:rPr>
-      </w:pPr>
-      <w:r>
-        <w:rPr>
-          <w:rFonts w:ascii="Times New Roman" w:hAnsi="Times New Roman" w:cs="Times New Roman"/>
-          <w:b/>
-          <w:bCs/>
-          <w:sz w:val="24"/>
-          <w:szCs w:val="24"/>
-        </w:rPr>
-        <w:t xml:space="preserve">Milletvekili Atama </w:t>
-      </w:r>
-      <w:proofErr w:type="spellStart"/>
-      <w:r>
-        <w:rPr>
-          <w:rFonts w:ascii="Times New Roman" w:hAnsi="Times New Roman" w:cs="Times New Roman"/>
-          <w:b/>
-          <w:bCs/>
-          <w:sz w:val="24"/>
-          <w:szCs w:val="24"/>
-        </w:rPr>
-        <w:t>Use-Case’i</w:t>
-      </w:r>
-      <w:proofErr w:type="spellEnd"/>
-      <w:r>
-        <w:rPr>
-          <w:rFonts w:ascii="Times New Roman" w:hAnsi="Times New Roman" w:cs="Times New Roman"/>
-          <w:b/>
-          <w:bCs/>
-          <w:sz w:val="24"/>
-          <w:szCs w:val="24"/>
-        </w:rPr>
-        <w:t>:</w:t>
-      </w:r>
-      <w:r>
-        <w:rPr>
-          <w:rFonts w:ascii="Times New Roman" w:hAnsi="Times New Roman" w:cs="Times New Roman"/>
-          <w:sz w:val="24"/>
-          <w:szCs w:val="24"/>
-        </w:rPr>
-        <w:t xml:space="preserve"> Kullanıcıdan ilin milletvekili kontenjanını alarak partilerin oy sayılarına göre atama işlemi yapar.</w:t>
-      </w:r>
-    </w:p>
-    <w:p>
-      <w:pPr>
-        <w:spacing w:after="0" w:line="360" w:lineRule="auto"/>
-        <w:jc w:val="both"/>
-        <w:rPr>
-          <w:rFonts w:ascii="Times New Roman" w:hAnsi="Times New Roman" w:cs="Times New Roman"/>
-          <w:sz w:val="24"/>
-          <w:szCs w:val="24"/>
-        </w:rPr>
-      </w:pPr>
-    </w:p>
-    <w:p>
-      <w:pPr>
-        <w:spacing w:after="0" w:line="360" w:lineRule="auto"/>
-        <w:jc w:val="both"/>
-        <w:rPr>
-          <w:rFonts w:ascii="Times New Roman" w:hAnsi="Times New Roman" w:cs="Times New Roman"/>
-          <w:sz w:val="24"/>
-          <w:szCs w:val="24"/>
-        </w:rPr>
-      </w:pPr>
-      <w:r>
-        <w:rPr>
-          <w:rFonts w:ascii="Times New Roman" w:hAnsi="Times New Roman" w:cs="Times New Roman"/>
-          <w:b/>
-          <w:bCs/>
-          <w:sz w:val="24"/>
-          <w:szCs w:val="24"/>
-        </w:rPr>
-        <w:t xml:space="preserve">İl Verilerini Listeleme </w:t>
-      </w:r>
-      <w:proofErr w:type="spellStart"/>
-      <w:r>
-        <w:rPr>
-          <w:rFonts w:ascii="Times New Roman" w:hAnsi="Times New Roman" w:cs="Times New Roman"/>
-          <w:b/>
-          <w:bCs/>
-          <w:sz w:val="24"/>
-          <w:szCs w:val="24"/>
-        </w:rPr>
-        <w:t>Use-Case’i</w:t>
-      </w:r>
-      <w:proofErr w:type="spellEnd"/>
-      <w:r>
-        <w:rPr>
-          <w:rFonts w:ascii="Times New Roman" w:hAnsi="Times New Roman" w:cs="Times New Roman"/>
-          <w:b/>
-          <w:bCs/>
-          <w:sz w:val="24"/>
-          <w:szCs w:val="24"/>
-        </w:rPr>
-        <w:t>:</w:t>
-      </w:r>
-      <w:r>
-        <w:rPr>
-          <w:rFonts w:ascii="Times New Roman" w:hAnsi="Times New Roman" w:cs="Times New Roman"/>
-          <w:sz w:val="24"/>
-          <w:szCs w:val="24"/>
-        </w:rPr>
-        <w:t xml:space="preserve"> İl dizilerinin sahip olduğu verileri listeler.</w:t>
-      </w:r>
-    </w:p>
-    <w:p>
-      <w:pPr>
-        <w:spacing w:after="0" w:line="360" w:lineRule="auto"/>
-        <w:jc w:val="both"/>
-        <w:rPr>
-          <w:rFonts w:ascii="Times New Roman" w:hAnsi="Times New Roman" w:cs="Times New Roman"/>
-          <w:sz w:val="24"/>
-          <w:szCs w:val="24"/>
-        </w:rPr>
-      </w:pPr>
-    </w:p>
-    <w:p>
-      <w:pPr>
-        <w:spacing w:after="0" w:line="360" w:lineRule="auto"/>
-        <w:jc w:val="both"/>
-        <w:rPr>
-          <w:rFonts w:ascii="Times New Roman" w:hAnsi="Times New Roman" w:cs="Times New Roman"/>
-          <w:sz w:val="24"/>
-          <w:szCs w:val="24"/>
-        </w:rPr>
-      </w:pPr>
-      <w:r>
-        <w:rPr>
-          <w:rFonts w:ascii="Times New Roman" w:hAnsi="Times New Roman" w:cs="Times New Roman"/>
-          <w:b/>
-          <w:bCs/>
-          <w:sz w:val="24"/>
-          <w:szCs w:val="24"/>
-        </w:rPr>
         <w:t>Ülke Geneli Listeleme:</w:t>
       </w:r>
       <w:r>
@@ -6077,25 +5787,7 @@
           <w:sz w:val="24"/>
           <w:szCs w:val="24"/>
         </w:rPr>
-        <w:t xml:space="preserve"> Partilerin tüm illerde elde ettiği verileri tek bir dizi içinde birleştirerek listeler. Ayrıca iktidar partisi, ana muhalefet partisi ve illerin kaç ilde birinci olduklarını da bu liste </w:t>
-      </w:r>
-      <w:proofErr w:type="gramStart"/>
-      <w:r>
-        <w:rPr>
-          <w:rFonts w:ascii="Times New Roman" w:hAnsi="Times New Roman" w:cs="Times New Roman"/>
-          <w:sz w:val="24"/>
-          <w:szCs w:val="24"/>
-        </w:rPr>
-        <w:t>ile birlikte</w:t>
-      </w:r>
-      <w:proofErr w:type="gramEnd"/>
-      <w:r>
-        <w:rPr>
-          <w:rFonts w:ascii="Times New Roman" w:hAnsi="Times New Roman" w:cs="Times New Roman"/>
-          <w:sz w:val="24"/>
-          <w:szCs w:val="24"/>
-        </w:rPr>
-        <w:t xml:space="preserve"> ekrana yazdırır.</w:t>
+        <w:t xml:space="preserve"> Partilerin tüm illerde elde ettiği verileri tek bir dizi içinde birleştirerek listeler. Ayrıca iktidar partisi, ana muhalefet partisi ve illerin kaç ilde birinci olduklarını da bu liste ile birlikte ekrana yazdırır.</w:t>
       </w:r>
     </w:p>
     <w:p>
@@ -6473,15 +6165,7 @@
         <w:jc w:val="both"/>
       </w:pPr>
       <w:r>
-        <w:t xml:space="preserve">İşletim Sistemi: Windows </w:t>
-      </w:r>
-      <w:proofErr w:type="gramStart"/>
-      <w:r>
-        <w:t>XP  ya</w:t>
-      </w:r>
-      <w:proofErr w:type="gramEnd"/>
-      <w:r>
-        <w:t xml:space="preserve"> da daha üstü</w:t>
+        <w:t>İşletim Sistemi: Windows XP  ya da daha üstü</w:t>
       </w:r>
     </w:p>
     <w:p>
@@ -6828,15 +6512,7 @@
     </w:p>
     <w:p>
       <w:r>
-        <w:t xml:space="preserve">Yazılımda dizileri </w:t>
-      </w:r>
-      <w:proofErr w:type="spellStart"/>
-      <w:r>
-        <w:t>veritabanına</w:t>
-      </w:r>
-      <w:proofErr w:type="spellEnd"/>
-      <w:r>
-        <w:t xml:space="preserve"> benzer bir yapıda kullandık. Diziler toplam 4 satır ve 6 sütundan oluşuyor. İlk satırda parti isimleri, ikinci satırda oy sayıları, üçüncü satırda partilerin çıkardığı milletvekili sayıları, dördüncü satırda da oy sayılarının kopyaları bulunuyor.</w:t>
+        <w:t>Yazılımda dizileri veritabanına benzer bir yapıda kullandık. Diziler toplam 4 satır ve 6 sütundan oluşuyor. İlk satırda parti isimleri, ikinci satırda oy sayıları, üçüncü satırda partilerin çıkardığı milletvekili sayıları, dördüncü satırda da oy sayılarının kopyaları bulunuyor.</w:t>
       </w:r>
     </w:p>
     <w:p>
@@ -7070,25 +6746,7 @@
           <w:sz w:val="24"/>
           <w:szCs w:val="24"/>
         </w:rPr>
-        <w:t xml:space="preserve">İl dizilerinin içeriğini, o ildeki geçerli oy sayısı, ilin milletvekili kontenjanı ve main metodundan aldığı il kodu </w:t>
-      </w:r>
-      <w:proofErr w:type="gramStart"/>
-      <w:r>
-        <w:rPr>
-          <w:rFonts w:ascii="Times New Roman" w:hAnsi="Times New Roman" w:cs="Times New Roman"/>
-          <w:sz w:val="24"/>
-          <w:szCs w:val="24"/>
-        </w:rPr>
-        <w:t>ile birlikte</w:t>
-      </w:r>
-      <w:proofErr w:type="gramEnd"/>
-      <w:r>
-        <w:rPr>
-          <w:rFonts w:ascii="Times New Roman" w:hAnsi="Times New Roman" w:cs="Times New Roman"/>
-          <w:sz w:val="24"/>
-          <w:szCs w:val="24"/>
-        </w:rPr>
-        <w:t xml:space="preserve"> ekrana yazdırır.</w:t>
+        <w:t>İl dizilerinin içeriğini, o ildeki geçerli oy sayısı, ilin milletvekili kontenjanı ve main metodundan aldığı il kodu ile birlikte ekrana yazdırır.</w:t>
       </w:r>
     </w:p>
     <w:p>
@@ -7318,25 +6976,7 @@
           <w:sz w:val="24"/>
           <w:szCs w:val="24"/>
         </w:rPr>
-        <w:t xml:space="preserve">İçerisinde barındırdığı bu verileri, ülke genelindeki toplam oy, toplam milletvekili kontenjanı </w:t>
-      </w:r>
-      <w:proofErr w:type="gramStart"/>
-      <w:r>
-        <w:rPr>
-          <w:rFonts w:ascii="Times New Roman" w:hAnsi="Times New Roman" w:cs="Times New Roman"/>
-          <w:sz w:val="24"/>
-          <w:szCs w:val="24"/>
-        </w:rPr>
-        <w:t>ile birlikte</w:t>
-      </w:r>
-      <w:proofErr w:type="gramEnd"/>
-      <w:r>
-        <w:rPr>
-          <w:rFonts w:ascii="Times New Roman" w:hAnsi="Times New Roman" w:cs="Times New Roman"/>
-          <w:sz w:val="24"/>
-          <w:szCs w:val="24"/>
-        </w:rPr>
-        <w:t xml:space="preserve"> ekrana yazdırır.</w:t>
+        <w:t>İçerisinde barındırdığı bu verileri, ülke genelindeki toplam oy, toplam milletvekili kontenjanı ile birlikte ekrana yazdırır.</w:t>
       </w:r>
     </w:p>
     <w:p>
@@ -8219,33 +7859,13 @@
           <w:szCs w:val="24"/>
         </w:rPr>
       </w:pPr>
-      <w:proofErr w:type="spellStart"/>
-      <w:proofErr w:type="gramStart"/>
-      <w:r>
-        <w:rPr>
-          <w:rFonts w:ascii="Times New Roman" w:hAnsi="Times New Roman" w:cs="Times New Roman"/>
-          <w:sz w:val="24"/>
-          <w:szCs w:val="24"/>
-        </w:rPr>
-        <w:t>while</w:t>
-      </w:r>
-      <w:proofErr w:type="spellEnd"/>
-      <w:r>
-        <w:rPr>
-          <w:rFonts w:ascii="Times New Roman" w:hAnsi="Times New Roman" w:cs="Times New Roman"/>
-          <w:sz w:val="24"/>
-          <w:szCs w:val="24"/>
-        </w:rPr>
-        <w:t>(</w:t>
-      </w:r>
-      <w:proofErr w:type="gramEnd"/>
-      <w:r>
-        <w:rPr>
-          <w:rFonts w:ascii="Times New Roman" w:hAnsi="Times New Roman" w:cs="Times New Roman"/>
-          <w:sz w:val="24"/>
-          <w:szCs w:val="24"/>
-        </w:rPr>
-        <w:t>kontenjan &gt; 0)</w:t>
+      <w:r>
+        <w:rPr>
+          <w:rFonts w:ascii="Times New Roman" w:hAnsi="Times New Roman" w:cs="Times New Roman"/>
+          <w:sz w:val="24"/>
+          <w:szCs w:val="24"/>
+        </w:rPr>
+        <w:t>while(kontenjan &gt; 0)</w:t>
       </w:r>
       <w:r>
         <w:rPr>
@@ -8324,25 +7944,13 @@
           <w:szCs w:val="24"/>
         </w:rPr>
       </w:pPr>
-      <w:proofErr w:type="spellStart"/>
-      <w:proofErr w:type="gramStart"/>
-      <w:r>
-        <w:rPr>
-          <w:rFonts w:ascii="Times New Roman" w:hAnsi="Times New Roman" w:cs="Times New Roman"/>
-          <w:sz w:val="24"/>
-          <w:szCs w:val="24"/>
-        </w:rPr>
-        <w:t>enBuyuk</w:t>
-      </w:r>
-      <w:proofErr w:type="spellEnd"/>
-      <w:proofErr w:type="gramEnd"/>
-      <w:r>
-        <w:rPr>
-          <w:rFonts w:ascii="Times New Roman" w:hAnsi="Times New Roman" w:cs="Times New Roman"/>
-          <w:sz w:val="24"/>
-          <w:szCs w:val="24"/>
-        </w:rPr>
-        <w:t xml:space="preserve"> = 0</w:t>
+      <w:r>
+        <w:rPr>
+          <w:rFonts w:ascii="Times New Roman" w:hAnsi="Times New Roman" w:cs="Times New Roman"/>
+          <w:sz w:val="24"/>
+          <w:szCs w:val="24"/>
+        </w:rPr>
+        <w:t>enBuyuk = 0</w:t>
       </w:r>
       <w:r>
         <w:rPr>
@@ -8351,25 +7959,7 @@
           <w:szCs w:val="24"/>
         </w:rPr>
         <w:tab/>
-        <w:t xml:space="preserve">indeks değerini tutacak olan </w:t>
-      </w:r>
-      <w:proofErr w:type="spellStart"/>
-      <w:r>
-        <w:rPr>
-          <w:rFonts w:ascii="Times New Roman" w:hAnsi="Times New Roman" w:cs="Times New Roman"/>
-          <w:sz w:val="24"/>
-          <w:szCs w:val="24"/>
-        </w:rPr>
-        <w:t>enBuyuk</w:t>
-      </w:r>
-      <w:proofErr w:type="spellEnd"/>
-      <w:r>
-        <w:rPr>
-          <w:rFonts w:ascii="Times New Roman" w:hAnsi="Times New Roman" w:cs="Times New Roman"/>
-          <w:sz w:val="24"/>
-          <w:szCs w:val="24"/>
-        </w:rPr>
-        <w:t xml:space="preserve"> değişkenine</w:t>
+        <w:t>indeks değerini tutacak olan enBuyuk değişkenine</w:t>
       </w:r>
       <w:r>
         <w:rPr>
@@ -8409,33 +7999,13 @@
           <w:szCs w:val="24"/>
         </w:rPr>
       </w:pPr>
-      <w:proofErr w:type="spellStart"/>
-      <w:proofErr w:type="gramStart"/>
-      <w:r>
-        <w:rPr>
-          <w:rFonts w:ascii="Times New Roman" w:hAnsi="Times New Roman" w:cs="Times New Roman"/>
-          <w:sz w:val="24"/>
-          <w:szCs w:val="24"/>
-        </w:rPr>
-        <w:t>for</w:t>
-      </w:r>
-      <w:proofErr w:type="spellEnd"/>
-      <w:r>
-        <w:rPr>
-          <w:rFonts w:ascii="Times New Roman" w:hAnsi="Times New Roman" w:cs="Times New Roman"/>
-          <w:sz w:val="24"/>
-          <w:szCs w:val="24"/>
-        </w:rPr>
-        <w:t>(</w:t>
-      </w:r>
-      <w:proofErr w:type="gramEnd"/>
-      <w:r>
-        <w:rPr>
-          <w:rFonts w:ascii="Times New Roman" w:hAnsi="Times New Roman" w:cs="Times New Roman"/>
-          <w:sz w:val="24"/>
-          <w:szCs w:val="24"/>
-        </w:rPr>
-        <w:t xml:space="preserve">i = 0; i &lt; 6; i++)        </w:t>
+      <w:r>
+        <w:rPr>
+          <w:rFonts w:ascii="Times New Roman" w:hAnsi="Times New Roman" w:cs="Times New Roman"/>
+          <w:sz w:val="24"/>
+          <w:szCs w:val="24"/>
+        </w:rPr>
+        <w:t xml:space="preserve">for(i = 0; i &lt; 6; i++)        </w:t>
       </w:r>
       <w:r>
         <w:rPr>
@@ -8473,43 +8043,13 @@
           <w:szCs w:val="24"/>
         </w:rPr>
       </w:pPr>
-      <w:proofErr w:type="spellStart"/>
-      <w:proofErr w:type="gramStart"/>
-      <w:r>
-        <w:rPr>
-          <w:rFonts w:ascii="Times New Roman" w:hAnsi="Times New Roman" w:cs="Times New Roman"/>
-          <w:sz w:val="24"/>
-          <w:szCs w:val="24"/>
-        </w:rPr>
-        <w:t>if</w:t>
-      </w:r>
-      <w:proofErr w:type="spellEnd"/>
-      <w:proofErr w:type="gramEnd"/>
-      <w:r>
-        <w:rPr>
-          <w:rFonts w:ascii="Times New Roman" w:hAnsi="Times New Roman" w:cs="Times New Roman"/>
-          <w:sz w:val="24"/>
-          <w:szCs w:val="24"/>
-        </w:rPr>
-        <w:t>(dizi[1][i] &gt;= dizi[1][</w:t>
-      </w:r>
-      <w:proofErr w:type="spellStart"/>
-      <w:r>
-        <w:rPr>
-          <w:rFonts w:ascii="Times New Roman" w:hAnsi="Times New Roman" w:cs="Times New Roman"/>
-          <w:sz w:val="24"/>
-          <w:szCs w:val="24"/>
-        </w:rPr>
-        <w:t>enBuyuk</w:t>
-      </w:r>
-      <w:proofErr w:type="spellEnd"/>
-      <w:r>
-        <w:rPr>
-          <w:rFonts w:ascii="Times New Roman" w:hAnsi="Times New Roman" w:cs="Times New Roman"/>
-          <w:sz w:val="24"/>
-          <w:szCs w:val="24"/>
-        </w:rPr>
-        <w:t>])</w:t>
+      <w:r>
+        <w:rPr>
+          <w:rFonts w:ascii="Times New Roman" w:hAnsi="Times New Roman" w:cs="Times New Roman"/>
+          <w:sz w:val="24"/>
+          <w:szCs w:val="24"/>
+        </w:rPr>
+        <w:t>if(dizi[1][i] &gt;= dizi[1][enBuyuk])</w:t>
       </w:r>
       <w:r>
         <w:rPr>
@@ -8540,8 +8080,6 @@
           <w:szCs w:val="24"/>
         </w:rPr>
       </w:pPr>
-      <w:proofErr w:type="spellStart"/>
-      <w:proofErr w:type="gramStart"/>
       <w:r>
         <w:rPr>
           <w:rFonts w:ascii="Times New Roman" w:hAnsi="Times New Roman" w:cs="Times New Roman"/>
@@ -8549,17 +8087,7 @@
           <w:szCs w:val="24"/>
         </w:rPr>
         <w:lastRenderedPageBreak/>
-        <w:t>enBuyuk</w:t>
-      </w:r>
-      <w:proofErr w:type="spellEnd"/>
-      <w:proofErr w:type="gramEnd"/>
-      <w:r>
-        <w:rPr>
-          <w:rFonts w:ascii="Times New Roman" w:hAnsi="Times New Roman" w:cs="Times New Roman"/>
-          <w:sz w:val="24"/>
-          <w:szCs w:val="24"/>
-        </w:rPr>
-        <w:t xml:space="preserve"> = i</w:t>
+        <w:t>enBuyuk = i</w:t>
       </w:r>
       <w:r>
         <w:rPr>
@@ -8592,25 +8120,7 @@
           <w:sz w:val="24"/>
           <w:szCs w:val="24"/>
         </w:rPr>
-        <w:t xml:space="preserve">, </w:t>
-      </w:r>
-      <w:proofErr w:type="spellStart"/>
-      <w:r>
-        <w:rPr>
-          <w:rFonts w:ascii="Times New Roman" w:hAnsi="Times New Roman" w:cs="Times New Roman"/>
-          <w:sz w:val="24"/>
-          <w:szCs w:val="24"/>
-        </w:rPr>
-        <w:t>enBuyuk</w:t>
-      </w:r>
-      <w:proofErr w:type="spellEnd"/>
-      <w:r>
-        <w:rPr>
-          <w:rFonts w:ascii="Times New Roman" w:hAnsi="Times New Roman" w:cs="Times New Roman"/>
-          <w:sz w:val="24"/>
-          <w:szCs w:val="24"/>
-        </w:rPr>
-        <w:t xml:space="preserve"> değişkenine atanıyor</w:t>
+        <w:t>, enBuyuk değişkenine atanıyor</w:t>
       </w:r>
       <w:r>
         <w:rPr>
@@ -8644,41 +8154,13 @@
           <w:szCs w:val="24"/>
         </w:rPr>
       </w:pPr>
-      <w:proofErr w:type="gramStart"/>
-      <w:r>
-        <w:rPr>
-          <w:rFonts w:ascii="Times New Roman" w:hAnsi="Times New Roman" w:cs="Times New Roman"/>
-          <w:sz w:val="24"/>
-          <w:szCs w:val="24"/>
-        </w:rPr>
-        <w:t>dizi</w:t>
-      </w:r>
-      <w:proofErr w:type="gramEnd"/>
-      <w:r>
-        <w:rPr>
-          <w:rFonts w:ascii="Times New Roman" w:hAnsi="Times New Roman" w:cs="Times New Roman"/>
-          <w:sz w:val="24"/>
-          <w:szCs w:val="24"/>
-        </w:rPr>
-        <w:t>[2][</w:t>
-      </w:r>
-      <w:proofErr w:type="spellStart"/>
-      <w:r>
-        <w:rPr>
-          <w:rFonts w:ascii="Times New Roman" w:hAnsi="Times New Roman" w:cs="Times New Roman"/>
-          <w:sz w:val="24"/>
-          <w:szCs w:val="24"/>
-        </w:rPr>
-        <w:t>enBuyuk</w:t>
-      </w:r>
-      <w:proofErr w:type="spellEnd"/>
-      <w:r>
-        <w:rPr>
-          <w:rFonts w:ascii="Times New Roman" w:hAnsi="Times New Roman" w:cs="Times New Roman"/>
-          <w:sz w:val="24"/>
-          <w:szCs w:val="24"/>
-        </w:rPr>
-        <w:t xml:space="preserve">] += 1   </w:t>
+      <w:r>
+        <w:rPr>
+          <w:rFonts w:ascii="Times New Roman" w:hAnsi="Times New Roman" w:cs="Times New Roman"/>
+          <w:sz w:val="24"/>
+          <w:szCs w:val="24"/>
+        </w:rPr>
+        <w:t xml:space="preserve">dizi[2][enBuyuk] += 1   </w:t>
       </w:r>
       <w:r>
         <w:rPr>
@@ -8774,41 +8256,13 @@
           <w:szCs w:val="24"/>
         </w:rPr>
       </w:pPr>
-      <w:proofErr w:type="gramStart"/>
-      <w:r>
-        <w:rPr>
-          <w:rFonts w:ascii="Times New Roman" w:hAnsi="Times New Roman" w:cs="Times New Roman"/>
-          <w:sz w:val="24"/>
-          <w:szCs w:val="24"/>
-        </w:rPr>
-        <w:t>dizi</w:t>
-      </w:r>
-      <w:proofErr w:type="gramEnd"/>
-      <w:r>
-        <w:rPr>
-          <w:rFonts w:ascii="Times New Roman" w:hAnsi="Times New Roman" w:cs="Times New Roman"/>
-          <w:sz w:val="24"/>
-          <w:szCs w:val="24"/>
-        </w:rPr>
-        <w:t>[1][</w:t>
-      </w:r>
-      <w:proofErr w:type="spellStart"/>
-      <w:r>
-        <w:rPr>
-          <w:rFonts w:ascii="Times New Roman" w:hAnsi="Times New Roman" w:cs="Times New Roman"/>
-          <w:sz w:val="24"/>
-          <w:szCs w:val="24"/>
-        </w:rPr>
-        <w:t>enBuyuk</w:t>
-      </w:r>
-      <w:proofErr w:type="spellEnd"/>
-      <w:r>
-        <w:rPr>
-          <w:rFonts w:ascii="Times New Roman" w:hAnsi="Times New Roman" w:cs="Times New Roman"/>
-          <w:sz w:val="24"/>
-          <w:szCs w:val="24"/>
-        </w:rPr>
-        <w:t xml:space="preserve">] /= 2                  </w:t>
+      <w:r>
+        <w:rPr>
+          <w:rFonts w:ascii="Times New Roman" w:hAnsi="Times New Roman" w:cs="Times New Roman"/>
+          <w:sz w:val="24"/>
+          <w:szCs w:val="24"/>
+        </w:rPr>
+        <w:t xml:space="preserve">dizi[1][enBuyuk] /= 2                  </w:t>
       </w:r>
       <w:r>
         <w:rPr>
@@ -8838,23 +8292,13 @@
           <w:szCs w:val="24"/>
         </w:rPr>
       </w:pPr>
-      <w:proofErr w:type="gramStart"/>
-      <w:r>
-        <w:rPr>
-          <w:rFonts w:ascii="Times New Roman" w:hAnsi="Times New Roman" w:cs="Times New Roman"/>
-          <w:sz w:val="24"/>
-          <w:szCs w:val="24"/>
-        </w:rPr>
-        <w:t>kontenjan -</w:t>
-      </w:r>
-      <w:proofErr w:type="gramEnd"/>
-      <w:r>
-        <w:rPr>
-          <w:rFonts w:ascii="Times New Roman" w:hAnsi="Times New Roman" w:cs="Times New Roman"/>
-          <w:sz w:val="24"/>
-          <w:szCs w:val="24"/>
-        </w:rPr>
-        <w:t>= 1</w:t>
+      <w:r>
+        <w:rPr>
+          <w:rFonts w:ascii="Times New Roman" w:hAnsi="Times New Roman" w:cs="Times New Roman"/>
+          <w:sz w:val="24"/>
+          <w:szCs w:val="24"/>
+        </w:rPr>
+        <w:t>kontenjan -= 1</w:t>
       </w:r>
       <w:r>
         <w:rPr>
@@ -9008,33 +8452,13 @@
           <w:szCs w:val="24"/>
         </w:rPr>
       </w:pPr>
-      <w:proofErr w:type="spellStart"/>
-      <w:proofErr w:type="gramStart"/>
-      <w:r>
-        <w:rPr>
-          <w:rFonts w:ascii="Times New Roman" w:hAnsi="Times New Roman" w:cs="Times New Roman"/>
-          <w:sz w:val="24"/>
-          <w:szCs w:val="24"/>
-        </w:rPr>
-        <w:t>for</w:t>
-      </w:r>
-      <w:proofErr w:type="spellEnd"/>
-      <w:r>
-        <w:rPr>
-          <w:rFonts w:ascii="Times New Roman" w:hAnsi="Times New Roman" w:cs="Times New Roman"/>
-          <w:sz w:val="24"/>
-          <w:szCs w:val="24"/>
-        </w:rPr>
-        <w:t>(</w:t>
-      </w:r>
-      <w:proofErr w:type="gramEnd"/>
-      <w:r>
-        <w:rPr>
-          <w:rFonts w:ascii="Times New Roman" w:hAnsi="Times New Roman" w:cs="Times New Roman"/>
-          <w:sz w:val="24"/>
-          <w:szCs w:val="24"/>
-        </w:rPr>
-        <w:t xml:space="preserve">i = 0; i &lt; 6; i++)                                                 </w:t>
+      <w:r>
+        <w:rPr>
+          <w:rFonts w:ascii="Times New Roman" w:hAnsi="Times New Roman" w:cs="Times New Roman"/>
+          <w:sz w:val="24"/>
+          <w:szCs w:val="24"/>
+        </w:rPr>
+        <w:t xml:space="preserve">for(i = 0; i &lt; 6; i++)                                                 </w:t>
       </w:r>
     </w:p>
     <w:p>
@@ -9047,43 +8471,13 @@
           <w:szCs w:val="24"/>
         </w:rPr>
       </w:pPr>
-      <w:proofErr w:type="spellStart"/>
-      <w:proofErr w:type="gramStart"/>
-      <w:r>
-        <w:rPr>
-          <w:rFonts w:ascii="Times New Roman" w:hAnsi="Times New Roman" w:cs="Times New Roman"/>
-          <w:sz w:val="24"/>
-          <w:szCs w:val="24"/>
-        </w:rPr>
-        <w:t>if</w:t>
-      </w:r>
-      <w:proofErr w:type="spellEnd"/>
-      <w:proofErr w:type="gramEnd"/>
-      <w:r>
-        <w:rPr>
-          <w:rFonts w:ascii="Times New Roman" w:hAnsi="Times New Roman" w:cs="Times New Roman"/>
-          <w:sz w:val="24"/>
-          <w:szCs w:val="24"/>
-        </w:rPr>
-        <w:t>(genel[2][i] &gt;= genel[2][</w:t>
-      </w:r>
-      <w:proofErr w:type="spellStart"/>
-      <w:r>
-        <w:rPr>
-          <w:rFonts w:ascii="Times New Roman" w:hAnsi="Times New Roman" w:cs="Times New Roman"/>
-          <w:sz w:val="24"/>
-          <w:szCs w:val="24"/>
-        </w:rPr>
-        <w:t>enBuyuk</w:t>
-      </w:r>
-      <w:proofErr w:type="spellEnd"/>
-      <w:r>
-        <w:rPr>
-          <w:rFonts w:ascii="Times New Roman" w:hAnsi="Times New Roman" w:cs="Times New Roman"/>
-          <w:sz w:val="24"/>
-          <w:szCs w:val="24"/>
-        </w:rPr>
-        <w:t xml:space="preserve">])   </w:t>
+      <w:r>
+        <w:rPr>
+          <w:rFonts w:ascii="Times New Roman" w:hAnsi="Times New Roman" w:cs="Times New Roman"/>
+          <w:sz w:val="24"/>
+          <w:szCs w:val="24"/>
+        </w:rPr>
+        <w:t xml:space="preserve">if(genel[2][i] &gt;= genel[2][enBuyuk])   </w:t>
       </w:r>
       <w:r>
         <w:rPr>
@@ -9128,25 +8522,13 @@
           <w:szCs w:val="24"/>
         </w:rPr>
       </w:pPr>
-      <w:proofErr w:type="spellStart"/>
-      <w:proofErr w:type="gramStart"/>
-      <w:r>
-        <w:rPr>
-          <w:rFonts w:ascii="Times New Roman" w:hAnsi="Times New Roman" w:cs="Times New Roman"/>
-          <w:sz w:val="24"/>
-          <w:szCs w:val="24"/>
-        </w:rPr>
-        <w:t>enBuyuk</w:t>
-      </w:r>
-      <w:proofErr w:type="spellEnd"/>
-      <w:proofErr w:type="gramEnd"/>
-      <w:r>
-        <w:rPr>
-          <w:rFonts w:ascii="Times New Roman" w:hAnsi="Times New Roman" w:cs="Times New Roman"/>
-          <w:sz w:val="24"/>
-          <w:szCs w:val="24"/>
-        </w:rPr>
-        <w:t xml:space="preserve"> = i;</w:t>
+      <w:r>
+        <w:rPr>
+          <w:rFonts w:ascii="Times New Roman" w:hAnsi="Times New Roman" w:cs="Times New Roman"/>
+          <w:sz w:val="24"/>
+          <w:szCs w:val="24"/>
+        </w:rPr>
+        <w:t>enBuyuk = i;</w:t>
       </w:r>
       <w:r>
         <w:rPr>
@@ -9185,69 +8567,13 @@
           <w:szCs w:val="24"/>
         </w:rPr>
       </w:pPr>
-      <w:proofErr w:type="spellStart"/>
-      <w:proofErr w:type="gramStart"/>
-      <w:r>
-        <w:rPr>
-          <w:rFonts w:ascii="Times New Roman" w:hAnsi="Times New Roman" w:cs="Times New Roman"/>
-          <w:sz w:val="24"/>
-          <w:szCs w:val="24"/>
-        </w:rPr>
-        <w:t>printf</w:t>
-      </w:r>
-      <w:proofErr w:type="spellEnd"/>
-      <w:r>
-        <w:rPr>
-          <w:rFonts w:ascii="Times New Roman" w:hAnsi="Times New Roman" w:cs="Times New Roman"/>
-          <w:sz w:val="24"/>
-          <w:szCs w:val="24"/>
-        </w:rPr>
-        <w:t>(</w:t>
-      </w:r>
-      <w:proofErr w:type="gramEnd"/>
-      <w:r>
-        <w:rPr>
-          <w:rFonts w:ascii="Times New Roman" w:hAnsi="Times New Roman" w:cs="Times New Roman"/>
-          <w:sz w:val="24"/>
-          <w:szCs w:val="24"/>
-        </w:rPr>
-        <w:t>"\</w:t>
-      </w:r>
-      <w:proofErr w:type="spellStart"/>
-      <w:r>
-        <w:rPr>
-          <w:rFonts w:ascii="Times New Roman" w:hAnsi="Times New Roman" w:cs="Times New Roman"/>
-          <w:sz w:val="24"/>
-          <w:szCs w:val="24"/>
-        </w:rPr>
-        <w:t>nIktidar</w:t>
-      </w:r>
-      <w:proofErr w:type="spellEnd"/>
-      <w:r>
-        <w:rPr>
-          <w:rFonts w:ascii="Times New Roman" w:hAnsi="Times New Roman" w:cs="Times New Roman"/>
-          <w:sz w:val="24"/>
-          <w:szCs w:val="24"/>
-        </w:rPr>
-        <w:t xml:space="preserve"> partisi: %c", genel[0][</w:t>
-      </w:r>
-      <w:proofErr w:type="spellStart"/>
-      <w:r>
-        <w:rPr>
-          <w:rFonts w:ascii="Times New Roman" w:hAnsi="Times New Roman" w:cs="Times New Roman"/>
-          <w:sz w:val="24"/>
-          <w:szCs w:val="24"/>
-        </w:rPr>
-        <w:t>enBuyuk</w:t>
-      </w:r>
-      <w:proofErr w:type="spellEnd"/>
-      <w:r>
-        <w:rPr>
-          <w:rFonts w:ascii="Times New Roman" w:hAnsi="Times New Roman" w:cs="Times New Roman"/>
-          <w:sz w:val="24"/>
-          <w:szCs w:val="24"/>
-        </w:rPr>
-        <w:t>]);</w:t>
+      <w:r>
+        <w:rPr>
+          <w:rFonts w:ascii="Times New Roman" w:hAnsi="Times New Roman" w:cs="Times New Roman"/>
+          <w:sz w:val="24"/>
+          <w:szCs w:val="24"/>
+        </w:rPr>
+        <w:t>printf("\nIktidar partisi: %c", genel[0][enBuyuk]);</w:t>
       </w:r>
       <w:r>
         <w:rPr>
@@ -9269,41 +8595,13 @@
           <w:szCs w:val="24"/>
         </w:rPr>
       </w:pPr>
-      <w:proofErr w:type="gramStart"/>
-      <w:r>
-        <w:rPr>
-          <w:rFonts w:ascii="Times New Roman" w:hAnsi="Times New Roman" w:cs="Times New Roman"/>
-          <w:sz w:val="24"/>
-          <w:szCs w:val="24"/>
-        </w:rPr>
-        <w:t>genel</w:t>
-      </w:r>
-      <w:proofErr w:type="gramEnd"/>
-      <w:r>
-        <w:rPr>
-          <w:rFonts w:ascii="Times New Roman" w:hAnsi="Times New Roman" w:cs="Times New Roman"/>
-          <w:sz w:val="24"/>
-          <w:szCs w:val="24"/>
-        </w:rPr>
-        <w:t>[2][</w:t>
-      </w:r>
-      <w:proofErr w:type="spellStart"/>
-      <w:r>
-        <w:rPr>
-          <w:rFonts w:ascii="Times New Roman" w:hAnsi="Times New Roman" w:cs="Times New Roman"/>
-          <w:sz w:val="24"/>
-          <w:szCs w:val="24"/>
-        </w:rPr>
-        <w:t>enBuyuk</w:t>
-      </w:r>
-      <w:proofErr w:type="spellEnd"/>
-      <w:r>
-        <w:rPr>
-          <w:rFonts w:ascii="Times New Roman" w:hAnsi="Times New Roman" w:cs="Times New Roman"/>
-          <w:sz w:val="24"/>
-          <w:szCs w:val="24"/>
-        </w:rPr>
-        <w:t xml:space="preserve">] = 0;         </w:t>
+      <w:r>
+        <w:rPr>
+          <w:rFonts w:ascii="Times New Roman" w:hAnsi="Times New Roman" w:cs="Times New Roman"/>
+          <w:sz w:val="24"/>
+          <w:szCs w:val="24"/>
+        </w:rPr>
+        <w:t xml:space="preserve">genel[2][enBuyuk] = 0;         </w:t>
       </w:r>
       <w:r>
         <w:rPr>
@@ -9382,33 +8680,13 @@
           <w:szCs w:val="24"/>
         </w:rPr>
       </w:pPr>
-      <w:proofErr w:type="spellStart"/>
-      <w:proofErr w:type="gramStart"/>
-      <w:r>
-        <w:rPr>
-          <w:rFonts w:ascii="Times New Roman" w:hAnsi="Times New Roman" w:cs="Times New Roman"/>
-          <w:sz w:val="24"/>
-          <w:szCs w:val="24"/>
-        </w:rPr>
-        <w:t>for</w:t>
-      </w:r>
-      <w:proofErr w:type="spellEnd"/>
-      <w:r>
-        <w:rPr>
-          <w:rFonts w:ascii="Times New Roman" w:hAnsi="Times New Roman" w:cs="Times New Roman"/>
-          <w:sz w:val="24"/>
-          <w:szCs w:val="24"/>
-        </w:rPr>
-        <w:t>(</w:t>
-      </w:r>
-      <w:proofErr w:type="gramEnd"/>
-      <w:r>
-        <w:rPr>
-          <w:rFonts w:ascii="Times New Roman" w:hAnsi="Times New Roman" w:cs="Times New Roman"/>
-          <w:sz w:val="24"/>
-          <w:szCs w:val="24"/>
-        </w:rPr>
-        <w:t>i = 0; i &lt; 6; i++){</w:t>
+      <w:r>
+        <w:rPr>
+          <w:rFonts w:ascii="Times New Roman" w:hAnsi="Times New Roman" w:cs="Times New Roman"/>
+          <w:sz w:val="24"/>
+          <w:szCs w:val="24"/>
+        </w:rPr>
+        <w:t>for(i = 0; i &lt; 6; i++){</w:t>
       </w:r>
     </w:p>
     <w:p>
@@ -9421,43 +8699,13 @@
           <w:szCs w:val="24"/>
         </w:rPr>
       </w:pPr>
-      <w:proofErr w:type="spellStart"/>
-      <w:proofErr w:type="gramStart"/>
-      <w:r>
-        <w:rPr>
-          <w:rFonts w:ascii="Times New Roman" w:hAnsi="Times New Roman" w:cs="Times New Roman"/>
-          <w:sz w:val="24"/>
-          <w:szCs w:val="24"/>
-        </w:rPr>
-        <w:t>if</w:t>
-      </w:r>
-      <w:proofErr w:type="spellEnd"/>
-      <w:proofErr w:type="gramEnd"/>
-      <w:r>
-        <w:rPr>
-          <w:rFonts w:ascii="Times New Roman" w:hAnsi="Times New Roman" w:cs="Times New Roman"/>
-          <w:sz w:val="24"/>
-          <w:szCs w:val="24"/>
-        </w:rPr>
-        <w:t>(genel[2][i] &gt;= genel[2][</w:t>
-      </w:r>
-      <w:proofErr w:type="spellStart"/>
-      <w:r>
-        <w:rPr>
-          <w:rFonts w:ascii="Times New Roman" w:hAnsi="Times New Roman" w:cs="Times New Roman"/>
-          <w:sz w:val="24"/>
-          <w:szCs w:val="24"/>
-        </w:rPr>
-        <w:t>enBuyuk</w:t>
-      </w:r>
-      <w:proofErr w:type="spellEnd"/>
-      <w:r>
-        <w:rPr>
-          <w:rFonts w:ascii="Times New Roman" w:hAnsi="Times New Roman" w:cs="Times New Roman"/>
-          <w:sz w:val="24"/>
-          <w:szCs w:val="24"/>
-        </w:rPr>
-        <w:t>])</w:t>
+      <w:r>
+        <w:rPr>
+          <w:rFonts w:ascii="Times New Roman" w:hAnsi="Times New Roman" w:cs="Times New Roman"/>
+          <w:sz w:val="24"/>
+          <w:szCs w:val="24"/>
+        </w:rPr>
+        <w:t>if(genel[2][i] &gt;= genel[2][enBuyuk])</w:t>
       </w:r>
       <w:r>
         <w:rPr>
@@ -9486,25 +8734,13 @@
           <w:szCs w:val="24"/>
         </w:rPr>
       </w:pPr>
-      <w:proofErr w:type="spellStart"/>
-      <w:proofErr w:type="gramStart"/>
-      <w:r>
-        <w:rPr>
-          <w:rFonts w:ascii="Times New Roman" w:hAnsi="Times New Roman" w:cs="Times New Roman"/>
-          <w:sz w:val="24"/>
-          <w:szCs w:val="24"/>
-        </w:rPr>
-        <w:t>enBuyuk</w:t>
-      </w:r>
-      <w:proofErr w:type="spellEnd"/>
-      <w:proofErr w:type="gramEnd"/>
-      <w:r>
-        <w:rPr>
-          <w:rFonts w:ascii="Times New Roman" w:hAnsi="Times New Roman" w:cs="Times New Roman"/>
-          <w:sz w:val="24"/>
-          <w:szCs w:val="24"/>
-        </w:rPr>
-        <w:t xml:space="preserve"> = i;</w:t>
+      <w:r>
+        <w:rPr>
+          <w:rFonts w:ascii="Times New Roman" w:hAnsi="Times New Roman" w:cs="Times New Roman"/>
+          <w:sz w:val="24"/>
+          <w:szCs w:val="24"/>
+        </w:rPr>
+        <w:t>enBuyuk = i;</w:t>
       </w:r>
       <w:r>
         <w:rPr>
@@ -9599,69 +8835,13 @@
           <w:szCs w:val="24"/>
         </w:rPr>
       </w:pPr>
-      <w:proofErr w:type="spellStart"/>
-      <w:proofErr w:type="gramStart"/>
-      <w:r>
-        <w:rPr>
-          <w:rFonts w:ascii="Times New Roman" w:hAnsi="Times New Roman" w:cs="Times New Roman"/>
-          <w:sz w:val="24"/>
-          <w:szCs w:val="24"/>
-        </w:rPr>
-        <w:t>printf</w:t>
-      </w:r>
-      <w:proofErr w:type="spellEnd"/>
-      <w:r>
-        <w:rPr>
-          <w:rFonts w:ascii="Times New Roman" w:hAnsi="Times New Roman" w:cs="Times New Roman"/>
-          <w:sz w:val="24"/>
-          <w:szCs w:val="24"/>
-        </w:rPr>
-        <w:t>(</w:t>
-      </w:r>
-      <w:proofErr w:type="gramEnd"/>
-      <w:r>
-        <w:rPr>
-          <w:rFonts w:ascii="Times New Roman" w:hAnsi="Times New Roman" w:cs="Times New Roman"/>
-          <w:sz w:val="24"/>
-          <w:szCs w:val="24"/>
-        </w:rPr>
-        <w:t>"\</w:t>
-      </w:r>
-      <w:proofErr w:type="spellStart"/>
-      <w:r>
-        <w:rPr>
-          <w:rFonts w:ascii="Times New Roman" w:hAnsi="Times New Roman" w:cs="Times New Roman"/>
-          <w:sz w:val="24"/>
-          <w:szCs w:val="24"/>
-        </w:rPr>
-        <w:t>nAna</w:t>
-      </w:r>
-      <w:proofErr w:type="spellEnd"/>
-      <w:r>
-        <w:rPr>
-          <w:rFonts w:ascii="Times New Roman" w:hAnsi="Times New Roman" w:cs="Times New Roman"/>
-          <w:sz w:val="24"/>
-          <w:szCs w:val="24"/>
-        </w:rPr>
-        <w:t xml:space="preserve"> Muhalefet Partisi: %c\n\n", genel[0][</w:t>
-      </w:r>
-      <w:proofErr w:type="spellStart"/>
-      <w:r>
-        <w:rPr>
-          <w:rFonts w:ascii="Times New Roman" w:hAnsi="Times New Roman" w:cs="Times New Roman"/>
-          <w:sz w:val="24"/>
-          <w:szCs w:val="24"/>
-        </w:rPr>
-        <w:t>enBuyuk</w:t>
-      </w:r>
-      <w:proofErr w:type="spellEnd"/>
-      <w:r>
-        <w:rPr>
-          <w:rFonts w:ascii="Times New Roman" w:hAnsi="Times New Roman" w:cs="Times New Roman"/>
-          <w:sz w:val="24"/>
-          <w:szCs w:val="24"/>
-        </w:rPr>
-        <w:t>]);</w:t>
+      <w:r>
+        <w:rPr>
+          <w:rFonts w:ascii="Times New Roman" w:hAnsi="Times New Roman" w:cs="Times New Roman"/>
+          <w:sz w:val="24"/>
+          <w:szCs w:val="24"/>
+        </w:rPr>
+        <w:t>printf("\nAna Muhalefet Partisi: %c\n\n", genel[0][enBuyuk]);</w:t>
       </w:r>
     </w:p>
     <w:p>
@@ -9792,33 +8972,13 @@
           <w:szCs w:val="24"/>
         </w:rPr>
       </w:pPr>
-      <w:proofErr w:type="spellStart"/>
-      <w:proofErr w:type="gramStart"/>
-      <w:r>
-        <w:rPr>
-          <w:rFonts w:ascii="Times New Roman" w:hAnsi="Times New Roman" w:cs="Times New Roman"/>
-          <w:sz w:val="24"/>
-          <w:szCs w:val="24"/>
-        </w:rPr>
-        <w:t>for</w:t>
-      </w:r>
-      <w:proofErr w:type="spellEnd"/>
-      <w:r>
-        <w:rPr>
-          <w:rFonts w:ascii="Times New Roman" w:hAnsi="Times New Roman" w:cs="Times New Roman"/>
-          <w:sz w:val="24"/>
-          <w:szCs w:val="24"/>
-        </w:rPr>
-        <w:t>(</w:t>
-      </w:r>
-      <w:proofErr w:type="gramEnd"/>
-      <w:r>
-        <w:rPr>
-          <w:rFonts w:ascii="Times New Roman" w:hAnsi="Times New Roman" w:cs="Times New Roman"/>
-          <w:sz w:val="24"/>
-          <w:szCs w:val="24"/>
-        </w:rPr>
-        <w:t>i = 0; i &lt; 5; i</w:t>
+      <w:r>
+        <w:rPr>
+          <w:rFonts w:ascii="Times New Roman" w:hAnsi="Times New Roman" w:cs="Times New Roman"/>
+          <w:sz w:val="24"/>
+          <w:szCs w:val="24"/>
+        </w:rPr>
+        <w:t>for(i = 0; i &lt; 5; i</w:t>
       </w:r>
       <w:r>
         <w:rPr>
@@ -9872,25 +9032,13 @@
           <w:szCs w:val="24"/>
         </w:rPr>
       </w:pPr>
-      <w:proofErr w:type="spellStart"/>
-      <w:proofErr w:type="gramStart"/>
-      <w:r>
-        <w:rPr>
-          <w:rFonts w:ascii="Times New Roman" w:hAnsi="Times New Roman" w:cs="Times New Roman"/>
-          <w:sz w:val="24"/>
-          <w:szCs w:val="24"/>
-        </w:rPr>
-        <w:t>sayac</w:t>
-      </w:r>
-      <w:proofErr w:type="spellEnd"/>
-      <w:proofErr w:type="gramEnd"/>
-      <w:r>
-        <w:rPr>
-          <w:rFonts w:ascii="Times New Roman" w:hAnsi="Times New Roman" w:cs="Times New Roman"/>
-          <w:sz w:val="24"/>
-          <w:szCs w:val="24"/>
-        </w:rPr>
-        <w:t xml:space="preserve"> = 1;</w:t>
+      <w:r>
+        <w:rPr>
+          <w:rFonts w:ascii="Times New Roman" w:hAnsi="Times New Roman" w:cs="Times New Roman"/>
+          <w:sz w:val="24"/>
+          <w:szCs w:val="24"/>
+        </w:rPr>
+        <w:t>sayac = 1;</w:t>
       </w:r>
       <w:r>
         <w:rPr>
@@ -9960,33 +9108,13 @@
           <w:szCs w:val="24"/>
         </w:rPr>
       </w:pPr>
-      <w:proofErr w:type="spellStart"/>
-      <w:proofErr w:type="gramStart"/>
-      <w:r>
-        <w:rPr>
-          <w:rFonts w:ascii="Times New Roman" w:hAnsi="Times New Roman" w:cs="Times New Roman"/>
-          <w:sz w:val="24"/>
-          <w:szCs w:val="24"/>
-        </w:rPr>
-        <w:t>for</w:t>
-      </w:r>
-      <w:proofErr w:type="spellEnd"/>
-      <w:r>
-        <w:rPr>
-          <w:rFonts w:ascii="Times New Roman" w:hAnsi="Times New Roman" w:cs="Times New Roman"/>
-          <w:sz w:val="24"/>
-          <w:szCs w:val="24"/>
-        </w:rPr>
-        <w:t>(</w:t>
-      </w:r>
-      <w:proofErr w:type="gramEnd"/>
-      <w:r>
-        <w:rPr>
-          <w:rFonts w:ascii="Times New Roman" w:hAnsi="Times New Roman" w:cs="Times New Roman"/>
-          <w:sz w:val="24"/>
-          <w:szCs w:val="24"/>
-        </w:rPr>
-        <w:t>j = i+1; j &lt; 6; j++){</w:t>
+      <w:r>
+        <w:rPr>
+          <w:rFonts w:ascii="Times New Roman" w:hAnsi="Times New Roman" w:cs="Times New Roman"/>
+          <w:sz w:val="24"/>
+          <w:szCs w:val="24"/>
+        </w:rPr>
+        <w:t>for(j = i+1; j &lt; 6; j++){</w:t>
       </w:r>
     </w:p>
     <w:p>
@@ -10032,61 +9160,13 @@
           <w:szCs w:val="24"/>
         </w:rPr>
       </w:pPr>
-      <w:proofErr w:type="spellStart"/>
-      <w:proofErr w:type="gramStart"/>
-      <w:r>
-        <w:rPr>
-          <w:rFonts w:ascii="Times New Roman" w:hAnsi="Times New Roman" w:cs="Times New Roman"/>
-          <w:sz w:val="24"/>
-          <w:szCs w:val="24"/>
-        </w:rPr>
-        <w:t>if</w:t>
-      </w:r>
-      <w:proofErr w:type="spellEnd"/>
-      <w:proofErr w:type="gramEnd"/>
-      <w:r>
-        <w:rPr>
-          <w:rFonts w:ascii="Times New Roman" w:hAnsi="Times New Roman" w:cs="Times New Roman"/>
-          <w:sz w:val="24"/>
-          <w:szCs w:val="24"/>
-        </w:rPr>
-        <w:t>(</w:t>
-      </w:r>
-      <w:proofErr w:type="spellStart"/>
-      <w:r>
-        <w:rPr>
-          <w:rFonts w:ascii="Times New Roman" w:hAnsi="Times New Roman" w:cs="Times New Roman"/>
-          <w:sz w:val="24"/>
-          <w:szCs w:val="24"/>
-        </w:rPr>
-        <w:t>ilBirincileri</w:t>
-      </w:r>
-      <w:proofErr w:type="spellEnd"/>
-      <w:r>
-        <w:rPr>
-          <w:rFonts w:ascii="Times New Roman" w:hAnsi="Times New Roman" w:cs="Times New Roman"/>
-          <w:sz w:val="24"/>
-          <w:szCs w:val="24"/>
-        </w:rPr>
-        <w:t xml:space="preserve">[i] == </w:t>
-      </w:r>
-      <w:proofErr w:type="spellStart"/>
-      <w:r>
-        <w:rPr>
-          <w:rFonts w:ascii="Times New Roman" w:hAnsi="Times New Roman" w:cs="Times New Roman"/>
-          <w:sz w:val="24"/>
-          <w:szCs w:val="24"/>
-        </w:rPr>
-        <w:t>ilBirincileri</w:t>
-      </w:r>
-      <w:proofErr w:type="spellEnd"/>
-      <w:r>
-        <w:rPr>
-          <w:rFonts w:ascii="Times New Roman" w:hAnsi="Times New Roman" w:cs="Times New Roman"/>
-          <w:sz w:val="24"/>
-          <w:szCs w:val="24"/>
-        </w:rPr>
-        <w:t xml:space="preserve">[j]) </w:t>
+      <w:r>
+        <w:rPr>
+          <w:rFonts w:ascii="Times New Roman" w:hAnsi="Times New Roman" w:cs="Times New Roman"/>
+          <w:sz w:val="24"/>
+          <w:szCs w:val="24"/>
+        </w:rPr>
+        <w:t xml:space="preserve">if(ilBirincileri[i] == ilBirincileri[j]) </w:t>
       </w:r>
       <w:r>
         <w:rPr>
@@ -10123,25 +9203,13 @@
           <w:szCs w:val="24"/>
         </w:rPr>
       </w:pPr>
-      <w:proofErr w:type="spellStart"/>
-      <w:proofErr w:type="gramStart"/>
-      <w:r>
-        <w:rPr>
-          <w:rFonts w:ascii="Times New Roman" w:hAnsi="Times New Roman" w:cs="Times New Roman"/>
-          <w:sz w:val="24"/>
-          <w:szCs w:val="24"/>
-        </w:rPr>
-        <w:t>sayac</w:t>
-      </w:r>
-      <w:proofErr w:type="spellEnd"/>
-      <w:proofErr w:type="gramEnd"/>
-      <w:r>
-        <w:rPr>
-          <w:rFonts w:ascii="Times New Roman" w:hAnsi="Times New Roman" w:cs="Times New Roman"/>
-          <w:sz w:val="24"/>
-          <w:szCs w:val="24"/>
-        </w:rPr>
-        <w:t>++</w:t>
+      <w:r>
+        <w:rPr>
+          <w:rFonts w:ascii="Times New Roman" w:hAnsi="Times New Roman" w:cs="Times New Roman"/>
+          <w:sz w:val="24"/>
+          <w:szCs w:val="24"/>
+        </w:rPr>
+        <w:t>sayac++</w:t>
       </w:r>
       <w:r>
         <w:rPr>
@@ -10203,25 +9271,13 @@
           <w:szCs w:val="24"/>
         </w:rPr>
       </w:pPr>
-      <w:proofErr w:type="spellStart"/>
-      <w:proofErr w:type="gramStart"/>
-      <w:r>
-        <w:rPr>
-          <w:rFonts w:ascii="Times New Roman" w:hAnsi="Times New Roman" w:cs="Times New Roman"/>
-          <w:sz w:val="24"/>
-          <w:szCs w:val="24"/>
-        </w:rPr>
-        <w:t>ilBirincileri</w:t>
-      </w:r>
-      <w:proofErr w:type="spellEnd"/>
-      <w:proofErr w:type="gramEnd"/>
-      <w:r>
-        <w:rPr>
-          <w:rFonts w:ascii="Times New Roman" w:hAnsi="Times New Roman" w:cs="Times New Roman"/>
-          <w:sz w:val="24"/>
-          <w:szCs w:val="24"/>
-        </w:rPr>
-        <w:t>[j] = 0;</w:t>
+      <w:r>
+        <w:rPr>
+          <w:rFonts w:ascii="Times New Roman" w:hAnsi="Times New Roman" w:cs="Times New Roman"/>
+          <w:sz w:val="24"/>
+          <w:szCs w:val="24"/>
+        </w:rPr>
+        <w:t>ilBirincileri[j] = 0;</w:t>
       </w:r>
       <w:r>
         <w:rPr>
@@ -10245,25 +9301,7 @@
           <w:sz w:val="24"/>
           <w:szCs w:val="24"/>
         </w:rPr>
-        <w:t xml:space="preserve">Eğer tekrar varsa; </w:t>
-      </w:r>
-      <w:proofErr w:type="spellStart"/>
-      <w:r>
-        <w:rPr>
-          <w:rFonts w:ascii="Times New Roman" w:hAnsi="Times New Roman" w:cs="Times New Roman"/>
-          <w:sz w:val="24"/>
-          <w:szCs w:val="24"/>
-        </w:rPr>
-        <w:t>sayac</w:t>
-      </w:r>
-      <w:proofErr w:type="spellEnd"/>
-      <w:r>
-        <w:rPr>
-          <w:rFonts w:ascii="Times New Roman" w:hAnsi="Times New Roman" w:cs="Times New Roman"/>
-          <w:sz w:val="24"/>
-          <w:szCs w:val="24"/>
-        </w:rPr>
-        <w:t xml:space="preserve"> arttırıldıktan sonra tekrar olan indekslere sıfır değeri atanıyor. Böylece partiler sonu</w:t>
+        <w:t>Eğer tekrar varsa; sayac arttırıldıktan sonra tekrar olan indekslere sıfır değeri atanıyor. Böylece partiler sonu</w:t>
       </w:r>
       <w:r>
         <w:rPr>
@@ -10302,59 +9340,13 @@
           <w:szCs w:val="24"/>
         </w:rPr>
       </w:pPr>
-      <w:proofErr w:type="gramStart"/>
-      <w:r>
-        <w:rPr>
-          <w:rFonts w:ascii="Times New Roman" w:hAnsi="Times New Roman" w:cs="Times New Roman"/>
-          <w:sz w:val="24"/>
-          <w:szCs w:val="24"/>
-        </w:rPr>
-        <w:t>else</w:t>
-      </w:r>
-      <w:proofErr w:type="gramEnd"/>
-      <w:r>
-        <w:rPr>
-          <w:rFonts w:ascii="Times New Roman" w:hAnsi="Times New Roman" w:cs="Times New Roman"/>
-          <w:sz w:val="24"/>
-          <w:szCs w:val="24"/>
-        </w:rPr>
-        <w:t xml:space="preserve"> </w:t>
-      </w:r>
-      <w:proofErr w:type="spellStart"/>
-      <w:r>
-        <w:rPr>
-          <w:rFonts w:ascii="Times New Roman" w:hAnsi="Times New Roman" w:cs="Times New Roman"/>
-          <w:sz w:val="24"/>
-          <w:szCs w:val="24"/>
-        </w:rPr>
-        <w:t>if</w:t>
-      </w:r>
-      <w:proofErr w:type="spellEnd"/>
-      <w:r>
-        <w:rPr>
-          <w:rFonts w:ascii="Times New Roman" w:hAnsi="Times New Roman" w:cs="Times New Roman"/>
-          <w:sz w:val="24"/>
-          <w:szCs w:val="24"/>
-        </w:rPr>
-        <w:t xml:space="preserve"> (</w:t>
-      </w:r>
-      <w:proofErr w:type="spellStart"/>
-      <w:r>
-        <w:rPr>
-          <w:rFonts w:ascii="Times New Roman" w:hAnsi="Times New Roman" w:cs="Times New Roman"/>
-          <w:sz w:val="24"/>
-          <w:szCs w:val="24"/>
-        </w:rPr>
-        <w:t>ilBirincileri</w:t>
-      </w:r>
-      <w:proofErr w:type="spellEnd"/>
-      <w:r>
-        <w:rPr>
-          <w:rFonts w:ascii="Times New Roman" w:hAnsi="Times New Roman" w:cs="Times New Roman"/>
-          <w:sz w:val="24"/>
-          <w:szCs w:val="24"/>
-        </w:rPr>
-        <w:t xml:space="preserve">[i] == 0) </w:t>
+      <w:r>
+        <w:rPr>
+          <w:rFonts w:ascii="Times New Roman" w:hAnsi="Times New Roman" w:cs="Times New Roman"/>
+          <w:sz w:val="24"/>
+          <w:szCs w:val="24"/>
+        </w:rPr>
+        <w:t xml:space="preserve">else if (ilBirincileri[i] == 0) </w:t>
       </w:r>
       <w:r>
         <w:rPr>
@@ -10414,23 +9406,13 @@
           <w:szCs w:val="24"/>
         </w:rPr>
       </w:pPr>
-      <w:proofErr w:type="gramStart"/>
-      <w:r>
-        <w:rPr>
-          <w:rFonts w:ascii="Times New Roman" w:hAnsi="Times New Roman" w:cs="Times New Roman"/>
-          <w:sz w:val="24"/>
-          <w:szCs w:val="24"/>
-        </w:rPr>
-        <w:t>break</w:t>
-      </w:r>
-      <w:proofErr w:type="gramEnd"/>
-      <w:r>
-        <w:rPr>
-          <w:rFonts w:ascii="Times New Roman" w:hAnsi="Times New Roman" w:cs="Times New Roman"/>
-          <w:sz w:val="24"/>
-          <w:szCs w:val="24"/>
-        </w:rPr>
-        <w:t>;</w:t>
+      <w:r>
+        <w:rPr>
+          <w:rFonts w:ascii="Times New Roman" w:hAnsi="Times New Roman" w:cs="Times New Roman"/>
+          <w:sz w:val="24"/>
+          <w:szCs w:val="24"/>
+        </w:rPr>
+        <w:t>break;</w:t>
       </w:r>
       <w:r>
         <w:rPr>
@@ -10559,43 +9541,13 @@
           <w:szCs w:val="24"/>
         </w:rPr>
       </w:pPr>
-      <w:proofErr w:type="spellStart"/>
-      <w:proofErr w:type="gramStart"/>
-      <w:r>
-        <w:rPr>
-          <w:rFonts w:ascii="Times New Roman" w:hAnsi="Times New Roman" w:cs="Times New Roman"/>
-          <w:sz w:val="24"/>
-          <w:szCs w:val="24"/>
-        </w:rPr>
-        <w:t>if</w:t>
-      </w:r>
-      <w:proofErr w:type="spellEnd"/>
-      <w:proofErr w:type="gramEnd"/>
-      <w:r>
-        <w:rPr>
-          <w:rFonts w:ascii="Times New Roman" w:hAnsi="Times New Roman" w:cs="Times New Roman"/>
-          <w:sz w:val="24"/>
-          <w:szCs w:val="24"/>
-        </w:rPr>
-        <w:t>(</w:t>
-      </w:r>
-      <w:proofErr w:type="spellStart"/>
-      <w:r>
-        <w:rPr>
-          <w:rFonts w:ascii="Times New Roman" w:hAnsi="Times New Roman" w:cs="Times New Roman"/>
-          <w:sz w:val="24"/>
-          <w:szCs w:val="24"/>
-        </w:rPr>
-        <w:t>ilBirincileri</w:t>
-      </w:r>
-      <w:proofErr w:type="spellEnd"/>
-      <w:r>
-        <w:rPr>
-          <w:rFonts w:ascii="Times New Roman" w:hAnsi="Times New Roman" w:cs="Times New Roman"/>
-          <w:sz w:val="24"/>
-          <w:szCs w:val="24"/>
-        </w:rPr>
-        <w:t xml:space="preserve">[i] != 0) </w:t>
+      <w:r>
+        <w:rPr>
+          <w:rFonts w:ascii="Times New Roman" w:hAnsi="Times New Roman" w:cs="Times New Roman"/>
+          <w:sz w:val="24"/>
+          <w:szCs w:val="24"/>
+        </w:rPr>
+        <w:t xml:space="preserve">if(ilBirincileri[i] != 0) </w:t>
       </w:r>
       <w:r>
         <w:rPr>
@@ -10623,51 +9575,13 @@
           <w:szCs w:val="24"/>
         </w:rPr>
       </w:pPr>
-      <w:proofErr w:type="spellStart"/>
-      <w:proofErr w:type="gramStart"/>
-      <w:r>
-        <w:rPr>
-          <w:rFonts w:ascii="Times New Roman" w:hAnsi="Times New Roman" w:cs="Times New Roman"/>
-          <w:sz w:val="24"/>
-          <w:szCs w:val="24"/>
-        </w:rPr>
-        <w:t>printf</w:t>
-      </w:r>
-      <w:proofErr w:type="spellEnd"/>
-      <w:r>
-        <w:rPr>
-          <w:rFonts w:ascii="Times New Roman" w:hAnsi="Times New Roman" w:cs="Times New Roman"/>
-          <w:sz w:val="24"/>
-          <w:szCs w:val="24"/>
-        </w:rPr>
-        <w:t>(</w:t>
-      </w:r>
-      <w:proofErr w:type="gramEnd"/>
-      <w:r>
-        <w:rPr>
-          <w:rFonts w:ascii="Times New Roman" w:hAnsi="Times New Roman" w:cs="Times New Roman"/>
-          <w:sz w:val="24"/>
-          <w:szCs w:val="24"/>
-        </w:rPr>
-        <w:t>"\</w:t>
-      </w:r>
-      <w:proofErr w:type="spellStart"/>
-      <w:r>
-        <w:rPr>
-          <w:rFonts w:ascii="Times New Roman" w:hAnsi="Times New Roman" w:cs="Times New Roman"/>
-          <w:sz w:val="24"/>
-          <w:szCs w:val="24"/>
-        </w:rPr>
-        <w:t>n%c</w:t>
-      </w:r>
-      <w:proofErr w:type="spellEnd"/>
-      <w:r>
-        <w:rPr>
-          <w:rFonts w:ascii="Times New Roman" w:hAnsi="Times New Roman" w:cs="Times New Roman"/>
-          <w:sz w:val="24"/>
-          <w:szCs w:val="24"/>
-        </w:rPr>
-        <w:t xml:space="preserve"> Partisi %d ilde birinci.", </w:t>
+      <w:r>
+        <w:rPr>
+          <w:rFonts w:ascii="Times New Roman" w:hAnsi="Times New Roman" w:cs="Times New Roman"/>
+          <w:sz w:val="24"/>
+          <w:szCs w:val="24"/>
+        </w:rPr>
+        <w:t xml:space="preserve">printf("\n%c Partisi %d ilde birinci.", </w:t>
       </w:r>
       <w:r>
         <w:rPr>
@@ -10695,25 +9609,13 @@
           <w:szCs w:val="24"/>
         </w:rPr>
       </w:pPr>
-      <w:proofErr w:type="spellStart"/>
-      <w:proofErr w:type="gramStart"/>
-      <w:r>
-        <w:rPr>
-          <w:rFonts w:ascii="Times New Roman" w:hAnsi="Times New Roman" w:cs="Times New Roman"/>
-          <w:sz w:val="24"/>
-          <w:szCs w:val="24"/>
-        </w:rPr>
-        <w:t>ilBirincileri</w:t>
-      </w:r>
-      <w:proofErr w:type="spellEnd"/>
-      <w:proofErr w:type="gramEnd"/>
-      <w:r>
-        <w:rPr>
-          <w:rFonts w:ascii="Times New Roman" w:hAnsi="Times New Roman" w:cs="Times New Roman"/>
-          <w:sz w:val="24"/>
-          <w:szCs w:val="24"/>
-        </w:rPr>
-        <w:t>[i], sayac)</w:t>
+      <w:r>
+        <w:rPr>
+          <w:rFonts w:ascii="Times New Roman" w:hAnsi="Times New Roman" w:cs="Times New Roman"/>
+          <w:sz w:val="24"/>
+          <w:szCs w:val="24"/>
+        </w:rPr>
+        <w:t>ilBirincileri[i], sayac)</w:t>
       </w:r>
       <w:r>
         <w:rPr>
@@ -10758,23 +9660,13 @@
           <w:szCs w:val="24"/>
         </w:rPr>
       </w:pPr>
-      <w:proofErr w:type="gramStart"/>
-      <w:r>
-        <w:rPr>
-          <w:rFonts w:ascii="Times New Roman" w:hAnsi="Times New Roman" w:cs="Times New Roman"/>
-          <w:sz w:val="24"/>
-          <w:szCs w:val="24"/>
-        </w:rPr>
-        <w:t>değeri</w:t>
-      </w:r>
-      <w:proofErr w:type="gramEnd"/>
-      <w:r>
-        <w:rPr>
-          <w:rFonts w:ascii="Times New Roman" w:hAnsi="Times New Roman" w:cs="Times New Roman"/>
-          <w:sz w:val="24"/>
-          <w:szCs w:val="24"/>
-        </w:rPr>
-        <w:t xml:space="preserve"> yazdırılıyor.</w:t>
+      <w:r>
+        <w:rPr>
+          <w:rFonts w:ascii="Times New Roman" w:hAnsi="Times New Roman" w:cs="Times New Roman"/>
+          <w:sz w:val="24"/>
+          <w:szCs w:val="24"/>
+        </w:rPr>
+        <w:t>değeri yazdırılıyor.</w:t>
       </w:r>
     </w:p>
     <w:p>
@@ -10805,43 +9697,13 @@
           <w:szCs w:val="24"/>
         </w:rPr>
       </w:pPr>
-      <w:proofErr w:type="spellStart"/>
-      <w:proofErr w:type="gramStart"/>
-      <w:r>
-        <w:rPr>
-          <w:rFonts w:ascii="Times New Roman" w:hAnsi="Times New Roman" w:cs="Times New Roman"/>
-          <w:sz w:val="24"/>
-          <w:szCs w:val="24"/>
-        </w:rPr>
-        <w:t>if</w:t>
-      </w:r>
-      <w:proofErr w:type="spellEnd"/>
-      <w:r>
-        <w:rPr>
-          <w:rFonts w:ascii="Times New Roman" w:hAnsi="Times New Roman" w:cs="Times New Roman"/>
-          <w:sz w:val="24"/>
-          <w:szCs w:val="24"/>
-        </w:rPr>
-        <w:t>(</w:t>
-      </w:r>
-      <w:proofErr w:type="spellStart"/>
-      <w:proofErr w:type="gramEnd"/>
-      <w:r>
-        <w:rPr>
-          <w:rFonts w:ascii="Times New Roman" w:hAnsi="Times New Roman" w:cs="Times New Roman"/>
-          <w:sz w:val="24"/>
-          <w:szCs w:val="24"/>
-        </w:rPr>
-        <w:t>sayac</w:t>
-      </w:r>
-      <w:proofErr w:type="spellEnd"/>
-      <w:r>
-        <w:rPr>
-          <w:rFonts w:ascii="Times New Roman" w:hAnsi="Times New Roman" w:cs="Times New Roman"/>
-          <w:sz w:val="24"/>
-          <w:szCs w:val="24"/>
-        </w:rPr>
-        <w:t xml:space="preserve"> == 5)</w:t>
+      <w:r>
+        <w:rPr>
+          <w:rFonts w:ascii="Times New Roman" w:hAnsi="Times New Roman" w:cs="Times New Roman"/>
+          <w:sz w:val="24"/>
+          <w:szCs w:val="24"/>
+        </w:rPr>
+        <w:t>if(sayac == 5)</w:t>
       </w:r>
       <w:r>
         <w:rPr>
@@ -10903,23 +9765,13 @@
           <w:szCs w:val="24"/>
         </w:rPr>
       </w:pPr>
-      <w:proofErr w:type="gramStart"/>
-      <w:r>
-        <w:rPr>
-          <w:rFonts w:ascii="Times New Roman" w:hAnsi="Times New Roman" w:cs="Times New Roman"/>
-          <w:sz w:val="24"/>
-          <w:szCs w:val="24"/>
-        </w:rPr>
-        <w:t>break</w:t>
-      </w:r>
-      <w:proofErr w:type="gramEnd"/>
-      <w:r>
-        <w:rPr>
-          <w:rFonts w:ascii="Times New Roman" w:hAnsi="Times New Roman" w:cs="Times New Roman"/>
-          <w:sz w:val="24"/>
-          <w:szCs w:val="24"/>
-        </w:rPr>
-        <w:t>;</w:t>
+      <w:r>
+        <w:rPr>
+          <w:rFonts w:ascii="Times New Roman" w:hAnsi="Times New Roman" w:cs="Times New Roman"/>
+          <w:sz w:val="24"/>
+          <w:szCs w:val="24"/>
+        </w:rPr>
+        <w:t>break;</w:t>
       </w:r>
       <w:r>
         <w:rPr>
@@ -11185,7 +10037,7 @@
           <w:sz w:val="24"/>
           <w:szCs w:val="24"/>
         </w:rPr>
-        <w:t xml:space="preserve">ı </w:t>
+        <w:t xml:space="preserve"> </w:t>
       </w:r>
       <w:r>
         <w:rPr>
